--- a/6. Documentation With Templates/LCP03/LCP03-AIRBAG-ECU-001_HARA_v110.docx
+++ b/6. Documentation With Templates/LCP03/LCP03-AIRBAG-ECU-001_HARA_v110.docx
@@ -4,7 +4,7 @@
   <w:body>
     <w:tbl>
       <w:tblPr>
-        <w:tblW w:w="10080" w:type="dxa"/>
+        <w:tblW w:w="10304" w:type="dxa"/>
         <w:tblBorders>
           <w:top w:val="single" w:sz="4" w:space="0" w:color="auto"/>
           <w:left w:val="single" w:sz="4" w:space="0" w:color="auto"/>
@@ -20,12 +20,15 @@
         <w:tblLook w:val="04A0" w:firstRow="1" w:lastRow="0" w:firstColumn="1" w:lastColumn="0" w:noHBand="0" w:noVBand="1"/>
       </w:tblPr>
       <w:tblGrid>
-        <w:gridCol w:w="10080"/>
+        <w:gridCol w:w="10304"/>
       </w:tblGrid>
       <w:tr>
-        <w:tc>
-          <w:tcPr>
-            <w:tcW w:w="10080" w:type="dxa"/>
+        <w:trPr>
+          <w:trHeight w:val="1833"/>
+        </w:trPr>
+        <w:tc>
+          <w:tcPr>
+            <w:tcW w:w="10304" w:type="dxa"/>
             <w:tcBorders>
               <w:top w:val="single" w:sz="4" w:space="0" w:color="1F3864"/>
               <w:left w:val="single" w:sz="4" w:space="0" w:color="1F3864"/>
@@ -106,16 +109,19 @@
         </w:tc>
       </w:tr>
       <w:tr>
-        <w:tc>
-          <w:tcPr>
-            <w:tcW w:w="10080" w:type="dxa"/>
+        <w:trPr>
+          <w:trHeight w:val="745"/>
+        </w:trPr>
+        <w:tc>
+          <w:tcPr>
+            <w:tcW w:w="10304" w:type="dxa"/>
             <w:tcBorders>
               <w:top w:val="single" w:sz="4" w:space="0" w:color="2E75B6"/>
               <w:left w:val="single" w:sz="4" w:space="0" w:color="2E75B6"/>
               <w:bottom w:val="single" w:sz="4" w:space="0" w:color="2E75B6"/>
               <w:right w:val="single" w:sz="4" w:space="0" w:color="2E75B6"/>
             </w:tcBorders>
-            <w:shd w:val="clear" w:color="auto" w:fill="2E75B6"/>
+            <w:shd w:val="clear" w:color="auto" w:fill="1F3864"/>
             <w:tcMar>
               <w:top w:w="200" w:type="dxa"/>
               <w:left w:w="400" w:type="dxa"/>
@@ -168,7 +174,7 @@
     </w:p>
     <w:tbl>
       <w:tblPr>
-        <w:tblW w:w="10080" w:type="dxa"/>
+        <w:tblW w:w="10327" w:type="dxa"/>
         <w:tblBorders>
           <w:top w:val="single" w:sz="4" w:space="0" w:color="auto"/>
           <w:left w:val="single" w:sz="4" w:space="0" w:color="auto"/>
@@ -184,13 +190,16 @@
         <w:tblLook w:val="04A0" w:firstRow="1" w:lastRow="0" w:firstColumn="1" w:lastColumn="0" w:noHBand="0" w:noVBand="1"/>
       </w:tblPr>
       <w:tblGrid>
-        <w:gridCol w:w="3000"/>
-        <w:gridCol w:w="7080"/>
+        <w:gridCol w:w="3073"/>
+        <w:gridCol w:w="7254"/>
       </w:tblGrid>
       <w:tr>
-        <w:tc>
-          <w:tcPr>
-            <w:tcW w:w="3000" w:type="dxa"/>
+        <w:trPr>
+          <w:trHeight w:val="221"/>
+        </w:trPr>
+        <w:tc>
+          <w:tcPr>
+            <w:tcW w:w="3073" w:type="dxa"/>
             <w:tcBorders>
               <w:top w:val="single" w:sz="4" w:space="0" w:color="BFBFBF"/>
               <w:left w:val="single" w:sz="4" w:space="0" w:color="BFBFBF"/>
@@ -220,7 +229,7 @@
         </w:tc>
         <w:tc>
           <w:tcPr>
-            <w:tcW w:w="7080" w:type="dxa"/>
+            <w:tcW w:w="7254" w:type="dxa"/>
             <w:tcBorders>
               <w:top w:val="single" w:sz="4" w:space="0" w:color="BFBFBF"/>
               <w:left w:val="single" w:sz="4" w:space="0" w:color="BFBFBF"/>
@@ -262,9 +271,12 @@
         </w:tc>
       </w:tr>
       <w:tr>
-        <w:tc>
-          <w:tcPr>
-            <w:tcW w:w="3000" w:type="dxa"/>
+        <w:trPr>
+          <w:trHeight w:val="213"/>
+        </w:trPr>
+        <w:tc>
+          <w:tcPr>
+            <w:tcW w:w="3073" w:type="dxa"/>
             <w:tcBorders>
               <w:top w:val="single" w:sz="4" w:space="0" w:color="BFBFBF"/>
               <w:left w:val="single" w:sz="4" w:space="0" w:color="BFBFBF"/>
@@ -294,7 +306,7 @@
         </w:tc>
         <w:tc>
           <w:tcPr>
-            <w:tcW w:w="7080" w:type="dxa"/>
+            <w:tcW w:w="7254" w:type="dxa"/>
             <w:tcBorders>
               <w:top w:val="single" w:sz="4" w:space="0" w:color="BFBFBF"/>
               <w:left w:val="single" w:sz="4" w:space="0" w:color="BFBFBF"/>
@@ -316,15 +328,18 @@
                 <w:sz w:val="18"/>
                 <w:szCs w:val="18"/>
               </w:rPr>
-              <w:t>1.00</w:t>
+              <w:t>2.00</w:t>
             </w:r>
           </w:p>
         </w:tc>
       </w:tr>
       <w:tr>
-        <w:tc>
-          <w:tcPr>
-            <w:tcW w:w="3000" w:type="dxa"/>
+        <w:trPr>
+          <w:trHeight w:val="221"/>
+        </w:trPr>
+        <w:tc>
+          <w:tcPr>
+            <w:tcW w:w="3073" w:type="dxa"/>
             <w:tcBorders>
               <w:top w:val="single" w:sz="4" w:space="0" w:color="BFBFBF"/>
               <w:left w:val="single" w:sz="4" w:space="0" w:color="BFBFBF"/>
@@ -354,7 +369,7 @@
         </w:tc>
         <w:tc>
           <w:tcPr>
-            <w:tcW w:w="7080" w:type="dxa"/>
+            <w:tcW w:w="7254" w:type="dxa"/>
             <w:tcBorders>
               <w:top w:val="single" w:sz="4" w:space="0" w:color="BFBFBF"/>
               <w:left w:val="single" w:sz="4" w:space="0" w:color="BFBFBF"/>
@@ -376,15 +391,39 @@
                 <w:sz w:val="18"/>
                 <w:szCs w:val="18"/>
               </w:rPr>
-              <w:t>2026-05-06</w:t>
+              <w:t>2026-</w:t>
+            </w:r>
+            <w:r>
+              <w:rPr>
+                <w:sz w:val="18"/>
+                <w:szCs w:val="18"/>
+              </w:rPr>
+              <w:t>05</w:t>
+            </w:r>
+            <w:r>
+              <w:rPr>
+                <w:sz w:val="18"/>
+                <w:szCs w:val="18"/>
+              </w:rPr>
+              <w:t>-</w:t>
+            </w:r>
+            <w:r>
+              <w:rPr>
+                <w:sz w:val="18"/>
+                <w:szCs w:val="18"/>
+              </w:rPr>
+              <w:t>05</w:t>
             </w:r>
           </w:p>
         </w:tc>
       </w:tr>
       <w:tr>
-        <w:tc>
-          <w:tcPr>
-            <w:tcW w:w="3000" w:type="dxa"/>
+        <w:trPr>
+          <w:trHeight w:val="213"/>
+        </w:trPr>
+        <w:tc>
+          <w:tcPr>
+            <w:tcW w:w="3073" w:type="dxa"/>
             <w:tcBorders>
               <w:top w:val="single" w:sz="4" w:space="0" w:color="BFBFBF"/>
               <w:left w:val="single" w:sz="4" w:space="0" w:color="BFBFBF"/>
@@ -414,7 +453,7 @@
         </w:tc>
         <w:tc>
           <w:tcPr>
-            <w:tcW w:w="7080" w:type="dxa"/>
+            <w:tcW w:w="7254" w:type="dxa"/>
             <w:tcBorders>
               <w:top w:val="single" w:sz="4" w:space="0" w:color="BFBFBF"/>
               <w:left w:val="single" w:sz="4" w:space="0" w:color="BFBFBF"/>
@@ -442,9 +481,12 @@
         </w:tc>
       </w:tr>
       <w:tr>
-        <w:tc>
-          <w:tcPr>
-            <w:tcW w:w="3000" w:type="dxa"/>
+        <w:trPr>
+          <w:trHeight w:val="221"/>
+        </w:trPr>
+        <w:tc>
+          <w:tcPr>
+            <w:tcW w:w="3073" w:type="dxa"/>
             <w:tcBorders>
               <w:top w:val="single" w:sz="4" w:space="0" w:color="BFBFBF"/>
               <w:left w:val="single" w:sz="4" w:space="0" w:color="BFBFBF"/>
@@ -474,7 +516,7 @@
         </w:tc>
         <w:tc>
           <w:tcPr>
-            <w:tcW w:w="7080" w:type="dxa"/>
+            <w:tcW w:w="7254" w:type="dxa"/>
             <w:tcBorders>
               <w:top w:val="single" w:sz="4" w:space="0" w:color="BFBFBF"/>
               <w:left w:val="single" w:sz="4" w:space="0" w:color="BFBFBF"/>
@@ -496,15 +538,48 @@
                 <w:sz w:val="18"/>
                 <w:szCs w:val="18"/>
               </w:rPr>
-              <w:t>Alita, HS Harz FuSa — Systems Safety Engineering Team</w:t>
+              <w:t>Alita,</w:t>
+            </w:r>
+            <w:r>
+              <w:rPr>
+                <w:sz w:val="18"/>
+                <w:szCs w:val="18"/>
+              </w:rPr>
+              <w:t xml:space="preserve"> Fateme</w:t>
+            </w:r>
+            <w:r>
+              <w:rPr>
+                <w:sz w:val="18"/>
+                <w:szCs w:val="18"/>
+              </w:rPr>
+              <w:t xml:space="preserve"> HS Harz </w:t>
+            </w:r>
+            <w:proofErr w:type="spellStart"/>
+            <w:r>
+              <w:rPr>
+                <w:sz w:val="18"/>
+                <w:szCs w:val="18"/>
+              </w:rPr>
+              <w:t>FuSa</w:t>
+            </w:r>
+            <w:proofErr w:type="spellEnd"/>
+            <w:r>
+              <w:rPr>
+                <w:sz w:val="18"/>
+                <w:szCs w:val="18"/>
+              </w:rPr>
+              <w:t xml:space="preserve"> — Systems Safety Engineering Team</w:t>
             </w:r>
           </w:p>
         </w:tc>
       </w:tr>
       <w:tr>
-        <w:tc>
-          <w:tcPr>
-            <w:tcW w:w="3000" w:type="dxa"/>
+        <w:trPr>
+          <w:trHeight w:val="221"/>
+        </w:trPr>
+        <w:tc>
+          <w:tcPr>
+            <w:tcW w:w="3073" w:type="dxa"/>
             <w:tcBorders>
               <w:top w:val="single" w:sz="4" w:space="0" w:color="BFBFBF"/>
               <w:left w:val="single" w:sz="4" w:space="0" w:color="BFBFBF"/>
@@ -534,7 +609,7 @@
         </w:tc>
         <w:tc>
           <w:tcPr>
-            <w:tcW w:w="7080" w:type="dxa"/>
+            <w:tcW w:w="7254" w:type="dxa"/>
             <w:tcBorders>
               <w:top w:val="single" w:sz="4" w:space="0" w:color="BFBFBF"/>
               <w:left w:val="single" w:sz="4" w:space="0" w:color="BFBFBF"/>
@@ -562,9 +637,12 @@
         </w:tc>
       </w:tr>
       <w:tr>
-        <w:tc>
-          <w:tcPr>
-            <w:tcW w:w="3000" w:type="dxa"/>
+        <w:trPr>
+          <w:trHeight w:val="213"/>
+        </w:trPr>
+        <w:tc>
+          <w:tcPr>
+            <w:tcW w:w="3073" w:type="dxa"/>
             <w:tcBorders>
               <w:top w:val="single" w:sz="4" w:space="0" w:color="BFBFBF"/>
               <w:left w:val="single" w:sz="4" w:space="0" w:color="BFBFBF"/>
@@ -594,7 +672,7 @@
         </w:tc>
         <w:tc>
           <w:tcPr>
-            <w:tcW w:w="7080" w:type="dxa"/>
+            <w:tcW w:w="7254" w:type="dxa"/>
             <w:tcBorders>
               <w:top w:val="single" w:sz="4" w:space="0" w:color="BFBFBF"/>
               <w:left w:val="single" w:sz="4" w:space="0" w:color="BFBFBF"/>
@@ -630,7 +708,14 @@
                 <w:sz w:val="18"/>
                 <w:szCs w:val="18"/>
               </w:rPr>
-              <w:t>-AIRBAG-ECU-001_HARA_v1</w:t>
+              <w:t>-AIRBAG-ECU-001_HARA_v</w:t>
+            </w:r>
+            <w:r>
+              <w:rPr>
+                <w:sz w:val="18"/>
+                <w:szCs w:val="18"/>
+              </w:rPr>
+              <w:t>1</w:t>
             </w:r>
             <w:r>
               <w:rPr>
@@ -696,7 +781,15 @@
               <w:tab w:val="right" w:leader="dot" w:pos="10070"/>
             </w:tabs>
             <w:rPr>
+              <w:rFonts w:eastAsiaTheme="minorEastAsia" w:cstheme="minorBidi"/>
+              <w:b w:val="0"/>
+              <w:bCs w:val="0"/>
+              <w:i w:val="0"/>
+              <w:iCs w:val="0"/>
               <w:noProof/>
+              <w:kern w:val="2"/>
+              <w:lang w:val="de-DE" w:eastAsia="de-DE"/>
+              <w14:ligatures w14:val="standardContextual"/>
             </w:rPr>
           </w:pPr>
           <w:r>
@@ -708,7 +801,7 @@
           <w:r>
             <w:fldChar w:fldCharType="separate"/>
           </w:r>
-          <w:hyperlink w:anchor="_Toc231982867" w:history="1">
+          <w:hyperlink w:anchor="_Toc232165942" w:history="1">
             <w:r>
               <w:rPr>
                 <w:rStyle w:val="Hyperlink"/>
@@ -732,7 +825,7 @@
               <w:rPr>
                 <w:noProof/>
               </w:rPr>
-              <w:instrText xml:space="preserve"> PAGEREF _Toc231982867 \h </w:instrText>
+              <w:instrText xml:space="preserve"> PAGEREF _Toc232165942 \h </w:instrText>
             </w:r>
             <w:r>
               <w:rPr>
@@ -749,7 +842,7 @@
               <w:rPr>
                 <w:noProof/>
               </w:rPr>
-              <w:t>1</w:t>
+              <w:t>4</w:t>
             </w:r>
             <w:r>
               <w:rPr>
@@ -766,10 +859,18 @@
               <w:tab w:val="right" w:leader="dot" w:pos="10070"/>
             </w:tabs>
             <w:rPr>
+              <w:rFonts w:eastAsiaTheme="minorEastAsia" w:cstheme="minorBidi"/>
+              <w:b w:val="0"/>
+              <w:bCs w:val="0"/>
+              <w:i w:val="0"/>
+              <w:iCs w:val="0"/>
               <w:noProof/>
+              <w:kern w:val="2"/>
+              <w:lang w:val="de-DE" w:eastAsia="de-DE"/>
+              <w14:ligatures w14:val="standardContextual"/>
             </w:rPr>
           </w:pPr>
-          <w:hyperlink w:anchor="_Toc231982868" w:history="1">
+          <w:hyperlink w:anchor="_Toc232165943" w:history="1">
             <w:r>
               <w:rPr>
                 <w:rStyle w:val="Hyperlink"/>
@@ -793,7 +894,7 @@
               <w:rPr>
                 <w:noProof/>
               </w:rPr>
-              <w:instrText xml:space="preserve"> PAGEREF _Toc231982868 \h </w:instrText>
+              <w:instrText xml:space="preserve"> PAGEREF _Toc232165943 \h </w:instrText>
             </w:r>
             <w:r>
               <w:rPr>
@@ -810,7 +911,7 @@
               <w:rPr>
                 <w:noProof/>
               </w:rPr>
-              <w:t>1</w:t>
+              <w:t>4</w:t>
             </w:r>
             <w:r>
               <w:rPr>
@@ -827,10 +928,18 @@
               <w:tab w:val="right" w:leader="dot" w:pos="10070"/>
             </w:tabs>
             <w:rPr>
+              <w:rFonts w:eastAsiaTheme="minorEastAsia" w:cstheme="minorBidi"/>
+              <w:b w:val="0"/>
+              <w:bCs w:val="0"/>
+              <w:i w:val="0"/>
+              <w:iCs w:val="0"/>
               <w:noProof/>
+              <w:kern w:val="2"/>
+              <w:lang w:val="de-DE" w:eastAsia="de-DE"/>
+              <w14:ligatures w14:val="standardContextual"/>
             </w:rPr>
           </w:pPr>
-          <w:hyperlink w:anchor="_Toc231982869" w:history="1">
+          <w:hyperlink w:anchor="_Toc232165944" w:history="1">
             <w:r>
               <w:rPr>
                 <w:rStyle w:val="Hyperlink"/>
@@ -854,7 +963,7 @@
               <w:rPr>
                 <w:noProof/>
               </w:rPr>
-              <w:instrText xml:space="preserve"> PAGEREF _Toc231982869 \h </w:instrText>
+              <w:instrText xml:space="preserve"> PAGEREF _Toc232165944 \h </w:instrText>
             </w:r>
             <w:r>
               <w:rPr>
@@ -871,7 +980,7 @@
               <w:rPr>
                 <w:noProof/>
               </w:rPr>
-              <w:t>1</w:t>
+              <w:t>4</w:t>
             </w:r>
             <w:r>
               <w:rPr>
@@ -888,10 +997,18 @@
               <w:tab w:val="right" w:leader="dot" w:pos="10070"/>
             </w:tabs>
             <w:rPr>
+              <w:rFonts w:eastAsiaTheme="minorEastAsia" w:cstheme="minorBidi"/>
+              <w:b w:val="0"/>
+              <w:bCs w:val="0"/>
+              <w:i w:val="0"/>
+              <w:iCs w:val="0"/>
               <w:noProof/>
+              <w:kern w:val="2"/>
+              <w:lang w:val="de-DE" w:eastAsia="de-DE"/>
+              <w14:ligatures w14:val="standardContextual"/>
             </w:rPr>
           </w:pPr>
-          <w:hyperlink w:anchor="_Toc231982870" w:history="1">
+          <w:hyperlink w:anchor="_Toc232165945" w:history="1">
             <w:r>
               <w:rPr>
                 <w:rStyle w:val="Hyperlink"/>
@@ -915,7 +1032,7 @@
               <w:rPr>
                 <w:noProof/>
               </w:rPr>
-              <w:instrText xml:space="preserve"> PAGEREF _Toc231982870 \h </w:instrText>
+              <w:instrText xml:space="preserve"> PAGEREF _Toc232165945 \h </w:instrText>
             </w:r>
             <w:r>
               <w:rPr>
@@ -932,7 +1049,7 @@
               <w:rPr>
                 <w:noProof/>
               </w:rPr>
-              <w:t>1</w:t>
+              <w:t>6</w:t>
             </w:r>
             <w:r>
               <w:rPr>
@@ -949,16 +1066,24 @@
               <w:tab w:val="right" w:leader="dot" w:pos="10070"/>
             </w:tabs>
             <w:rPr>
+              <w:rFonts w:eastAsiaTheme="minorEastAsia" w:cstheme="minorBidi"/>
+              <w:b w:val="0"/>
+              <w:bCs w:val="0"/>
               <w:noProof/>
+              <w:kern w:val="2"/>
+              <w:sz w:val="24"/>
+              <w:szCs w:val="24"/>
+              <w:lang w:val="de-DE" w:eastAsia="de-DE"/>
+              <w14:ligatures w14:val="standardContextual"/>
             </w:rPr>
           </w:pPr>
-          <w:hyperlink w:anchor="_Toc231982871" w:history="1">
+          <w:hyperlink w:anchor="_Toc232165946" w:history="1">
             <w:r>
               <w:rPr>
                 <w:rStyle w:val="Hyperlink"/>
                 <w:noProof/>
               </w:rPr>
-              <w:t>4.1  Purpose of Lifecycle Phase 2</w:t>
+              <w:t>4.1  Purpose of Lifecycle Phase 3</w:t>
             </w:r>
             <w:r>
               <w:rPr>
@@ -976,7 +1101,7 @@
               <w:rPr>
                 <w:noProof/>
               </w:rPr>
-              <w:instrText xml:space="preserve"> PAGEREF _Toc231982871 \h </w:instrText>
+              <w:instrText xml:space="preserve"> PAGEREF _Toc232165946 \h </w:instrText>
             </w:r>
             <w:r>
               <w:rPr>
@@ -993,7 +1118,7 @@
               <w:rPr>
                 <w:noProof/>
               </w:rPr>
-              <w:t>1</w:t>
+              <w:t>6</w:t>
             </w:r>
             <w:r>
               <w:rPr>
@@ -1010,10 +1135,18 @@
               <w:tab w:val="right" w:leader="dot" w:pos="10070"/>
             </w:tabs>
             <w:rPr>
+              <w:rFonts w:eastAsiaTheme="minorEastAsia" w:cstheme="minorBidi"/>
+              <w:b w:val="0"/>
+              <w:bCs w:val="0"/>
               <w:noProof/>
+              <w:kern w:val="2"/>
+              <w:sz w:val="24"/>
+              <w:szCs w:val="24"/>
+              <w:lang w:val="de-DE" w:eastAsia="de-DE"/>
+              <w14:ligatures w14:val="standardContextual"/>
             </w:rPr>
           </w:pPr>
-          <w:hyperlink w:anchor="_Toc231982872" w:history="1">
+          <w:hyperlink w:anchor="_Toc232165947" w:history="1">
             <w:r>
               <w:rPr>
                 <w:rStyle w:val="Hyperlink"/>
@@ -1037,7 +1170,7 @@
               <w:rPr>
                 <w:noProof/>
               </w:rPr>
-              <w:instrText xml:space="preserve"> PAGEREF _Toc231982872 \h </w:instrText>
+              <w:instrText xml:space="preserve"> PAGEREF _Toc232165947 \h </w:instrText>
             </w:r>
             <w:r>
               <w:rPr>
@@ -1054,7 +1187,7 @@
               <w:rPr>
                 <w:noProof/>
               </w:rPr>
-              <w:t>1</w:t>
+              <w:t>6</w:t>
             </w:r>
             <w:r>
               <w:rPr>
@@ -1071,10 +1204,18 @@
               <w:tab w:val="right" w:leader="dot" w:pos="10070"/>
             </w:tabs>
             <w:rPr>
+              <w:rFonts w:eastAsiaTheme="minorEastAsia" w:cstheme="minorBidi"/>
+              <w:b w:val="0"/>
+              <w:bCs w:val="0"/>
               <w:noProof/>
+              <w:kern w:val="2"/>
+              <w:sz w:val="24"/>
+              <w:szCs w:val="24"/>
+              <w:lang w:val="de-DE" w:eastAsia="de-DE"/>
+              <w14:ligatures w14:val="standardContextual"/>
             </w:rPr>
           </w:pPr>
-          <w:hyperlink w:anchor="_Toc231982873" w:history="1">
+          <w:hyperlink w:anchor="_Toc232165948" w:history="1">
             <w:r>
               <w:rPr>
                 <w:rStyle w:val="Hyperlink"/>
@@ -1098,7 +1239,7 @@
               <w:rPr>
                 <w:noProof/>
               </w:rPr>
-              <w:instrText xml:space="preserve"> PAGEREF _Toc231982873 \h </w:instrText>
+              <w:instrText xml:space="preserve"> PAGEREF _Toc232165948 \h </w:instrText>
             </w:r>
             <w:r>
               <w:rPr>
@@ -1115,7 +1256,7 @@
               <w:rPr>
                 <w:noProof/>
               </w:rPr>
-              <w:t>1</w:t>
+              <w:t>6</w:t>
             </w:r>
             <w:r>
               <w:rPr>
@@ -1132,10 +1273,18 @@
               <w:tab w:val="right" w:leader="dot" w:pos="10070"/>
             </w:tabs>
             <w:rPr>
+              <w:rFonts w:eastAsiaTheme="minorEastAsia" w:cstheme="minorBidi"/>
+              <w:b w:val="0"/>
+              <w:bCs w:val="0"/>
+              <w:i w:val="0"/>
+              <w:iCs w:val="0"/>
               <w:noProof/>
+              <w:kern w:val="2"/>
+              <w:lang w:val="de-DE" w:eastAsia="de-DE"/>
+              <w14:ligatures w14:val="standardContextual"/>
             </w:rPr>
           </w:pPr>
-          <w:hyperlink w:anchor="_Toc231982874" w:history="1">
+          <w:hyperlink w:anchor="_Toc232165949" w:history="1">
             <w:r>
               <w:rPr>
                 <w:rStyle w:val="Hyperlink"/>
@@ -1159,7 +1308,7 @@
               <w:rPr>
                 <w:noProof/>
               </w:rPr>
-              <w:instrText xml:space="preserve"> PAGEREF _Toc231982874 \h </w:instrText>
+              <w:instrText xml:space="preserve"> PAGEREF _Toc232165949 \h </w:instrText>
             </w:r>
             <w:r>
               <w:rPr>
@@ -1176,7 +1325,7 @@
               <w:rPr>
                 <w:noProof/>
               </w:rPr>
-              <w:t>1</w:t>
+              <w:t>6</w:t>
             </w:r>
             <w:r>
               <w:rPr>
@@ -1193,10 +1342,18 @@
               <w:tab w:val="right" w:leader="dot" w:pos="10070"/>
             </w:tabs>
             <w:rPr>
+              <w:rFonts w:eastAsiaTheme="minorEastAsia" w:cstheme="minorBidi"/>
+              <w:b w:val="0"/>
+              <w:bCs w:val="0"/>
               <w:noProof/>
+              <w:kern w:val="2"/>
+              <w:sz w:val="24"/>
+              <w:szCs w:val="24"/>
+              <w:lang w:val="de-DE" w:eastAsia="de-DE"/>
+              <w14:ligatures w14:val="standardContextual"/>
             </w:rPr>
           </w:pPr>
-          <w:hyperlink w:anchor="_Toc231982875" w:history="1">
+          <w:hyperlink w:anchor="_Toc232165950" w:history="1">
             <w:r>
               <w:rPr>
                 <w:rStyle w:val="Hyperlink"/>
@@ -1220,7 +1377,7 @@
               <w:rPr>
                 <w:noProof/>
               </w:rPr>
-              <w:instrText xml:space="preserve"> PAGEREF _Toc231982875 \h </w:instrText>
+              <w:instrText xml:space="preserve"> PAGEREF _Toc232165950 \h </w:instrText>
             </w:r>
             <w:r>
               <w:rPr>
@@ -1237,7 +1394,7 @@
               <w:rPr>
                 <w:noProof/>
               </w:rPr>
-              <w:t>1</w:t>
+              <w:t>6</w:t>
             </w:r>
             <w:r>
               <w:rPr>
@@ -1254,10 +1411,18 @@
               <w:tab w:val="right" w:leader="dot" w:pos="10070"/>
             </w:tabs>
             <w:rPr>
+              <w:rFonts w:eastAsiaTheme="minorEastAsia" w:cstheme="minorBidi"/>
+              <w:b w:val="0"/>
+              <w:bCs w:val="0"/>
               <w:noProof/>
+              <w:kern w:val="2"/>
+              <w:sz w:val="24"/>
+              <w:szCs w:val="24"/>
+              <w:lang w:val="de-DE" w:eastAsia="de-DE"/>
+              <w14:ligatures w14:val="standardContextual"/>
             </w:rPr>
           </w:pPr>
-          <w:hyperlink w:anchor="_Toc231982876" w:history="1">
+          <w:hyperlink w:anchor="_Toc232165951" w:history="1">
             <w:r>
               <w:rPr>
                 <w:rStyle w:val="Hyperlink"/>
@@ -1281,7 +1446,7 @@
               <w:rPr>
                 <w:noProof/>
               </w:rPr>
-              <w:instrText xml:space="preserve"> PAGEREF _Toc231982876 \h </w:instrText>
+              <w:instrText xml:space="preserve"> PAGEREF _Toc232165951 \h </w:instrText>
             </w:r>
             <w:r>
               <w:rPr>
@@ -1298,7 +1463,7 @@
               <w:rPr>
                 <w:noProof/>
               </w:rPr>
-              <w:t>1</w:t>
+              <w:t>6</w:t>
             </w:r>
             <w:r>
               <w:rPr>
@@ -1315,10 +1480,18 @@
               <w:tab w:val="right" w:leader="dot" w:pos="10070"/>
             </w:tabs>
             <w:rPr>
+              <w:rFonts w:eastAsiaTheme="minorEastAsia" w:cstheme="minorBidi"/>
+              <w:b w:val="0"/>
+              <w:bCs w:val="0"/>
+              <w:i w:val="0"/>
+              <w:iCs w:val="0"/>
               <w:noProof/>
+              <w:kern w:val="2"/>
+              <w:lang w:val="de-DE" w:eastAsia="de-DE"/>
+              <w14:ligatures w14:val="standardContextual"/>
             </w:rPr>
           </w:pPr>
-          <w:hyperlink w:anchor="_Toc231982877" w:history="1">
+          <w:hyperlink w:anchor="_Toc232165952" w:history="1">
             <w:r>
               <w:rPr>
                 <w:rStyle w:val="Hyperlink"/>
@@ -1342,7 +1515,7 @@
               <w:rPr>
                 <w:noProof/>
               </w:rPr>
-              <w:instrText xml:space="preserve"> PAGEREF _Toc231982877 \h </w:instrText>
+              <w:instrText xml:space="preserve"> PAGEREF _Toc232165952 \h </w:instrText>
             </w:r>
             <w:r>
               <w:rPr>
@@ -1359,7 +1532,7 @@
               <w:rPr>
                 <w:noProof/>
               </w:rPr>
-              <w:t>1</w:t>
+              <w:t>7</w:t>
             </w:r>
             <w:r>
               <w:rPr>
@@ -1376,10 +1549,18 @@
               <w:tab w:val="right" w:leader="dot" w:pos="10070"/>
             </w:tabs>
             <w:rPr>
+              <w:rFonts w:eastAsiaTheme="minorEastAsia" w:cstheme="minorBidi"/>
+              <w:b w:val="0"/>
+              <w:bCs w:val="0"/>
+              <w:i w:val="0"/>
+              <w:iCs w:val="0"/>
               <w:noProof/>
+              <w:kern w:val="2"/>
+              <w:lang w:val="de-DE" w:eastAsia="de-DE"/>
+              <w14:ligatures w14:val="standardContextual"/>
             </w:rPr>
           </w:pPr>
-          <w:hyperlink w:anchor="_Toc231982878" w:history="1">
+          <w:hyperlink w:anchor="_Toc232165953" w:history="1">
             <w:r>
               <w:rPr>
                 <w:rStyle w:val="Hyperlink"/>
@@ -1403,7 +1584,7 @@
               <w:rPr>
                 <w:noProof/>
               </w:rPr>
-              <w:instrText xml:space="preserve"> PAGEREF _Toc231982878 \h </w:instrText>
+              <w:instrText xml:space="preserve"> PAGEREF _Toc232165953 \h </w:instrText>
             </w:r>
             <w:r>
               <w:rPr>
@@ -1420,7 +1601,7 @@
               <w:rPr>
                 <w:noProof/>
               </w:rPr>
-              <w:t>1</w:t>
+              <w:t>8</w:t>
             </w:r>
             <w:r>
               <w:rPr>
@@ -1437,16 +1618,24 @@
               <w:tab w:val="right" w:leader="dot" w:pos="10070"/>
             </w:tabs>
             <w:rPr>
+              <w:rFonts w:eastAsiaTheme="minorEastAsia" w:cstheme="minorBidi"/>
+              <w:b w:val="0"/>
+              <w:bCs w:val="0"/>
               <w:noProof/>
+              <w:kern w:val="2"/>
+              <w:sz w:val="24"/>
+              <w:szCs w:val="24"/>
+              <w:lang w:val="de-DE" w:eastAsia="de-DE"/>
+              <w14:ligatures w14:val="standardContextual"/>
             </w:rPr>
           </w:pPr>
-          <w:hyperlink w:anchor="_Toc231982879" w:history="1">
+          <w:hyperlink w:anchor="_Toc232165954" w:history="1">
             <w:r>
               <w:rPr>
                 <w:rStyle w:val="Hyperlink"/>
                 <w:noProof/>
               </w:rPr>
-              <w:t>7.1  Severity (S) — ISO 26262 Table B.1</w:t>
+              <w:t>7.1</w:t>
             </w:r>
             <w:r>
               <w:rPr>
@@ -1464,7 +1653,7 @@
               <w:rPr>
                 <w:noProof/>
               </w:rPr>
-              <w:instrText xml:space="preserve"> PAGEREF _Toc231982879 \h </w:instrText>
+              <w:instrText xml:space="preserve"> PAGEREF _Toc232165954 \h </w:instrText>
             </w:r>
             <w:r>
               <w:rPr>
@@ -1481,7 +1670,7 @@
               <w:rPr>
                 <w:noProof/>
               </w:rPr>
-              <w:t>1</w:t>
+              <w:t>8</w:t>
             </w:r>
             <w:r>
               <w:rPr>
@@ -1498,16 +1687,24 @@
               <w:tab w:val="right" w:leader="dot" w:pos="10070"/>
             </w:tabs>
             <w:rPr>
+              <w:rFonts w:eastAsiaTheme="minorEastAsia" w:cstheme="minorBidi"/>
+              <w:b w:val="0"/>
+              <w:bCs w:val="0"/>
               <w:noProof/>
+              <w:kern w:val="2"/>
+              <w:sz w:val="24"/>
+              <w:szCs w:val="24"/>
+              <w:lang w:val="de-DE" w:eastAsia="de-DE"/>
+              <w14:ligatures w14:val="standardContextual"/>
             </w:rPr>
           </w:pPr>
-          <w:hyperlink w:anchor="_Toc231982880" w:history="1">
+          <w:hyperlink w:anchor="_Toc232165955" w:history="1">
             <w:r>
               <w:rPr>
                 <w:rStyle w:val="Hyperlink"/>
                 <w:noProof/>
               </w:rPr>
-              <w:t>7.2  Exposure (E) — ISO 26262 Table B.2</w:t>
+              <w:t>Severity (S) — ISO 26262 Table B.1</w:t>
             </w:r>
             <w:r>
               <w:rPr>
@@ -1525,7 +1722,7 @@
               <w:rPr>
                 <w:noProof/>
               </w:rPr>
-              <w:instrText xml:space="preserve"> PAGEREF _Toc231982880 \h </w:instrText>
+              <w:instrText xml:space="preserve"> PAGEREF _Toc232165955 \h </w:instrText>
             </w:r>
             <w:r>
               <w:rPr>
@@ -1542,7 +1739,7 @@
               <w:rPr>
                 <w:noProof/>
               </w:rPr>
-              <w:t>1</w:t>
+              <w:t>8</w:t>
             </w:r>
             <w:r>
               <w:rPr>
@@ -1559,16 +1756,24 @@
               <w:tab w:val="right" w:leader="dot" w:pos="10070"/>
             </w:tabs>
             <w:rPr>
+              <w:rFonts w:eastAsiaTheme="minorEastAsia" w:cstheme="minorBidi"/>
+              <w:b w:val="0"/>
+              <w:bCs w:val="0"/>
               <w:noProof/>
+              <w:kern w:val="2"/>
+              <w:sz w:val="24"/>
+              <w:szCs w:val="24"/>
+              <w:lang w:val="de-DE" w:eastAsia="de-DE"/>
+              <w14:ligatures w14:val="standardContextual"/>
             </w:rPr>
           </w:pPr>
-          <w:hyperlink w:anchor="_Toc231982881" w:history="1">
+          <w:hyperlink w:anchor="_Toc232165956" w:history="1">
             <w:r>
               <w:rPr>
                 <w:rStyle w:val="Hyperlink"/>
                 <w:noProof/>
               </w:rPr>
-              <w:t>7.3  Controllability (C) — ISO 26262 Table B.3</w:t>
+              <w:t>7.2  Exposure (E) — ISO 26262 Table B.2</w:t>
             </w:r>
             <w:r>
               <w:rPr>
@@ -1586,7 +1791,7 @@
               <w:rPr>
                 <w:noProof/>
               </w:rPr>
-              <w:instrText xml:space="preserve"> PAGEREF _Toc231982881 \h </w:instrText>
+              <w:instrText xml:space="preserve"> PAGEREF _Toc232165956 \h </w:instrText>
             </w:r>
             <w:r>
               <w:rPr>
@@ -1603,7 +1808,7 @@
               <w:rPr>
                 <w:noProof/>
               </w:rPr>
-              <w:t>1</w:t>
+              <w:t>8</w:t>
             </w:r>
             <w:r>
               <w:rPr>
@@ -1620,15 +1825,92 @@
               <w:tab w:val="right" w:leader="dot" w:pos="10070"/>
             </w:tabs>
             <w:rPr>
+              <w:rFonts w:eastAsiaTheme="minorEastAsia" w:cstheme="minorBidi"/>
+              <w:b w:val="0"/>
+              <w:bCs w:val="0"/>
               <w:noProof/>
+              <w:kern w:val="2"/>
+              <w:sz w:val="24"/>
+              <w:szCs w:val="24"/>
+              <w:lang w:val="de-DE" w:eastAsia="de-DE"/>
+              <w14:ligatures w14:val="standardContextual"/>
             </w:rPr>
           </w:pPr>
-          <w:hyperlink w:anchor="_Toc231982882" w:history="1">
+          <w:hyperlink w:anchor="_Toc232165957" w:history="1">
             <w:r>
               <w:rPr>
                 <w:rStyle w:val="Hyperlink"/>
                 <w:noProof/>
               </w:rPr>
+              <w:t>7.3  Controllability (C) — ISO 26262 Table B.3</w:t>
+            </w:r>
+            <w:r>
+              <w:rPr>
+                <w:noProof/>
+              </w:rPr>
+              <w:tab/>
+            </w:r>
+            <w:r>
+              <w:rPr>
+                <w:noProof/>
+              </w:rPr>
+              <w:fldChar w:fldCharType="begin"/>
+            </w:r>
+            <w:r>
+              <w:rPr>
+                <w:noProof/>
+              </w:rPr>
+              <w:instrText xml:space="preserve"> PAGEREF _Toc232165957 \h </w:instrText>
+            </w:r>
+            <w:r>
+              <w:rPr>
+                <w:noProof/>
+              </w:rPr>
+            </w:r>
+            <w:r>
+              <w:rPr>
+                <w:noProof/>
+              </w:rPr>
+              <w:fldChar w:fldCharType="separate"/>
+            </w:r>
+            <w:r>
+              <w:rPr>
+                <w:noProof/>
+              </w:rPr>
+              <w:t>8</w:t>
+            </w:r>
+            <w:r>
+              <w:rPr>
+                <w:noProof/>
+              </w:rPr>
+              <w:fldChar w:fldCharType="end"/>
+            </w:r>
+          </w:hyperlink>
+        </w:p>
+        <w:p>
+          <w:pPr>
+            <w:pStyle w:val="TOC2"/>
+            <w:tabs>
+              <w:tab w:val="right" w:leader="dot" w:pos="10070"/>
+            </w:tabs>
+            <w:rPr>
+              <w:rFonts w:eastAsiaTheme="minorEastAsia" w:cstheme="minorBidi"/>
+              <w:b w:val="0"/>
+              <w:bCs w:val="0"/>
+              <w:noProof/>
+              <w:kern w:val="2"/>
+              <w:sz w:val="24"/>
+              <w:szCs w:val="24"/>
+              <w:lang w:val="de-DE" w:eastAsia="de-DE"/>
+              <w14:ligatures w14:val="standardContextual"/>
+            </w:rPr>
+          </w:pPr>
+          <w:hyperlink w:anchor="_Toc232165958" w:history="1">
+            <w:r>
+              <w:rPr>
+                <w:rStyle w:val="Hyperlink"/>
+                <w:noProof/>
+              </w:rPr>
               <w:t>7.4  ASIL / SIL Equivalence Mapping</w:t>
             </w:r>
             <w:r>
@@ -1647,7 +1929,7 @@
               <w:rPr>
                 <w:noProof/>
               </w:rPr>
-              <w:instrText xml:space="preserve"> PAGEREF _Toc231982882 \h </w:instrText>
+              <w:instrText xml:space="preserve"> PAGEREF _Toc232165958 \h </w:instrText>
             </w:r>
             <w:r>
               <w:rPr>
@@ -1664,7 +1946,7 @@
               <w:rPr>
                 <w:noProof/>
               </w:rPr>
-              <w:t>1</w:t>
+              <w:t>9</w:t>
             </w:r>
             <w:r>
               <w:rPr>
@@ -1681,10 +1963,18 @@
               <w:tab w:val="right" w:leader="dot" w:pos="10070"/>
             </w:tabs>
             <w:rPr>
+              <w:rFonts w:eastAsiaTheme="minorEastAsia" w:cstheme="minorBidi"/>
+              <w:b w:val="0"/>
+              <w:bCs w:val="0"/>
+              <w:i w:val="0"/>
+              <w:iCs w:val="0"/>
               <w:noProof/>
+              <w:kern w:val="2"/>
+              <w:lang w:val="de-DE" w:eastAsia="de-DE"/>
+              <w14:ligatures w14:val="standardContextual"/>
             </w:rPr>
           </w:pPr>
-          <w:hyperlink w:anchor="_Toc231982883" w:history="1">
+          <w:hyperlink w:anchor="_Toc232165959" w:history="1">
             <w:r>
               <w:rPr>
                 <w:rStyle w:val="Hyperlink"/>
@@ -1708,7 +1998,7 @@
               <w:rPr>
                 <w:noProof/>
               </w:rPr>
-              <w:instrText xml:space="preserve"> PAGEREF _Toc231982883 \h </w:instrText>
+              <w:instrText xml:space="preserve"> PAGEREF _Toc232165959 \h </w:instrText>
             </w:r>
             <w:r>
               <w:rPr>
@@ -1725,7 +2015,7 @@
               <w:rPr>
                 <w:noProof/>
               </w:rPr>
-              <w:t>1</w:t>
+              <w:t>10</w:t>
             </w:r>
             <w:r>
               <w:rPr>
@@ -1742,10 +2032,18 @@
               <w:tab w:val="right" w:leader="dot" w:pos="10070"/>
             </w:tabs>
             <w:rPr>
+              <w:rFonts w:eastAsiaTheme="minorEastAsia" w:cstheme="minorBidi"/>
+              <w:b w:val="0"/>
+              <w:bCs w:val="0"/>
               <w:noProof/>
+              <w:kern w:val="2"/>
+              <w:sz w:val="24"/>
+              <w:szCs w:val="24"/>
+              <w:lang w:val="de-DE" w:eastAsia="de-DE"/>
+              <w14:ligatures w14:val="standardContextual"/>
             </w:rPr>
           </w:pPr>
-          <w:hyperlink w:anchor="_Toc231982884" w:history="1">
+          <w:hyperlink w:anchor="_Toc232165960" w:history="1">
             <w:r>
               <w:rPr>
                 <w:rStyle w:val="Hyperlink"/>
@@ -1769,7 +2067,7 @@
               <w:rPr>
                 <w:noProof/>
               </w:rPr>
-              <w:instrText xml:space="preserve"> PAGEREF _Toc231982884 \h </w:instrText>
+              <w:instrText xml:space="preserve"> PAGEREF _Toc232165960 \h </w:instrText>
             </w:r>
             <w:r>
               <w:rPr>
@@ -1786,7 +2084,7 @@
               <w:rPr>
                 <w:noProof/>
               </w:rPr>
-              <w:t>1</w:t>
+              <w:t>10</w:t>
             </w:r>
             <w:r>
               <w:rPr>
@@ -1803,10 +2101,18 @@
               <w:tab w:val="right" w:leader="dot" w:pos="10070"/>
             </w:tabs>
             <w:rPr>
+              <w:rFonts w:eastAsiaTheme="minorEastAsia" w:cstheme="minorBidi"/>
+              <w:b w:val="0"/>
+              <w:bCs w:val="0"/>
               <w:noProof/>
+              <w:kern w:val="2"/>
+              <w:sz w:val="24"/>
+              <w:szCs w:val="24"/>
+              <w:lang w:val="de-DE" w:eastAsia="de-DE"/>
+              <w14:ligatures w14:val="standardContextual"/>
             </w:rPr>
           </w:pPr>
-          <w:hyperlink w:anchor="_Toc231982885" w:history="1">
+          <w:hyperlink w:anchor="_Toc232165961" w:history="1">
             <w:r>
               <w:rPr>
                 <w:rStyle w:val="Hyperlink"/>
@@ -1830,7 +2136,7 @@
               <w:rPr>
                 <w:noProof/>
               </w:rPr>
-              <w:instrText xml:space="preserve"> PAGEREF _Toc231982885 \h </w:instrText>
+              <w:instrText xml:space="preserve"> PAGEREF _Toc232165961 \h </w:instrText>
             </w:r>
             <w:r>
               <w:rPr>
@@ -1847,7 +2153,7 @@
               <w:rPr>
                 <w:noProof/>
               </w:rPr>
-              <w:t>1</w:t>
+              <w:t>10</w:t>
             </w:r>
             <w:r>
               <w:rPr>
@@ -1864,10 +2170,18 @@
               <w:tab w:val="right" w:leader="dot" w:pos="10070"/>
             </w:tabs>
             <w:rPr>
+              <w:rFonts w:eastAsiaTheme="minorEastAsia" w:cstheme="minorBidi"/>
+              <w:b w:val="0"/>
+              <w:bCs w:val="0"/>
               <w:noProof/>
+              <w:kern w:val="2"/>
+              <w:sz w:val="24"/>
+              <w:szCs w:val="24"/>
+              <w:lang w:val="de-DE" w:eastAsia="de-DE"/>
+              <w14:ligatures w14:val="standardContextual"/>
             </w:rPr>
           </w:pPr>
-          <w:hyperlink w:anchor="_Toc231982886" w:history="1">
+          <w:hyperlink w:anchor="_Toc232165962" w:history="1">
             <w:r>
               <w:rPr>
                 <w:rStyle w:val="Hyperlink"/>
@@ -1891,7 +2205,7 @@
               <w:rPr>
                 <w:noProof/>
               </w:rPr>
-              <w:instrText xml:space="preserve"> PAGEREF _Toc231982886 \h </w:instrText>
+              <w:instrText xml:space="preserve"> PAGEREF _Toc232165962 \h </w:instrText>
             </w:r>
             <w:r>
               <w:rPr>
@@ -1908,7 +2222,7 @@
               <w:rPr>
                 <w:noProof/>
               </w:rPr>
-              <w:t>1</w:t>
+              <w:t>10</w:t>
             </w:r>
             <w:r>
               <w:rPr>
@@ -1925,10 +2239,18 @@
               <w:tab w:val="right" w:leader="dot" w:pos="10070"/>
             </w:tabs>
             <w:rPr>
+              <w:rFonts w:eastAsiaTheme="minorEastAsia" w:cstheme="minorBidi"/>
+              <w:b w:val="0"/>
+              <w:bCs w:val="0"/>
               <w:noProof/>
+              <w:kern w:val="2"/>
+              <w:sz w:val="24"/>
+              <w:szCs w:val="24"/>
+              <w:lang w:val="de-DE" w:eastAsia="de-DE"/>
+              <w14:ligatures w14:val="standardContextual"/>
             </w:rPr>
           </w:pPr>
-          <w:hyperlink w:anchor="_Toc231982887" w:history="1">
+          <w:hyperlink w:anchor="_Toc232165963" w:history="1">
             <w:r>
               <w:rPr>
                 <w:rStyle w:val="Hyperlink"/>
@@ -1952,7 +2274,7 @@
               <w:rPr>
                 <w:noProof/>
               </w:rPr>
-              <w:instrText xml:space="preserve"> PAGEREF _Toc231982887 \h </w:instrText>
+              <w:instrText xml:space="preserve"> PAGEREF _Toc232165963 \h </w:instrText>
             </w:r>
             <w:r>
               <w:rPr>
@@ -1969,7 +2291,7 @@
               <w:rPr>
                 <w:noProof/>
               </w:rPr>
-              <w:t>1</w:t>
+              <w:t>10</w:t>
             </w:r>
             <w:r>
               <w:rPr>
@@ -1986,10 +2308,18 @@
               <w:tab w:val="right" w:leader="dot" w:pos="10070"/>
             </w:tabs>
             <w:rPr>
+              <w:rFonts w:eastAsiaTheme="minorEastAsia" w:cstheme="minorBidi"/>
+              <w:b w:val="0"/>
+              <w:bCs w:val="0"/>
+              <w:i w:val="0"/>
+              <w:iCs w:val="0"/>
               <w:noProof/>
+              <w:kern w:val="2"/>
+              <w:lang w:val="de-DE" w:eastAsia="de-DE"/>
+              <w14:ligatures w14:val="standardContextual"/>
             </w:rPr>
           </w:pPr>
-          <w:hyperlink w:anchor="_Toc231982888" w:history="1">
+          <w:hyperlink w:anchor="_Toc232165964" w:history="1">
             <w:r>
               <w:rPr>
                 <w:rStyle w:val="Hyperlink"/>
@@ -2013,7 +2343,7 @@
               <w:rPr>
                 <w:noProof/>
               </w:rPr>
-              <w:instrText xml:space="preserve"> PAGEREF _Toc231982888 \h </w:instrText>
+              <w:instrText xml:space="preserve"> PAGEREF _Toc232165964 \h </w:instrText>
             </w:r>
             <w:r>
               <w:rPr>
@@ -2030,7 +2360,7 @@
               <w:rPr>
                 <w:noProof/>
               </w:rPr>
-              <w:t>1</w:t>
+              <w:t>11</w:t>
             </w:r>
             <w:r>
               <w:rPr>
@@ -2047,10 +2377,18 @@
               <w:tab w:val="right" w:leader="dot" w:pos="10070"/>
             </w:tabs>
             <w:rPr>
+              <w:rFonts w:eastAsiaTheme="minorEastAsia" w:cstheme="minorBidi"/>
+              <w:b w:val="0"/>
+              <w:bCs w:val="0"/>
+              <w:i w:val="0"/>
+              <w:iCs w:val="0"/>
               <w:noProof/>
+              <w:kern w:val="2"/>
+              <w:lang w:val="de-DE" w:eastAsia="de-DE"/>
+              <w14:ligatures w14:val="standardContextual"/>
             </w:rPr>
           </w:pPr>
-          <w:hyperlink w:anchor="_Toc231982889" w:history="1">
+          <w:hyperlink w:anchor="_Toc232165965" w:history="1">
             <w:r>
               <w:rPr>
                 <w:rStyle w:val="Hyperlink"/>
@@ -2074,7 +2412,7 @@
               <w:rPr>
                 <w:noProof/>
               </w:rPr>
-              <w:instrText xml:space="preserve"> PAGEREF _Toc231982889 \h </w:instrText>
+              <w:instrText xml:space="preserve"> PAGEREF _Toc232165965 \h </w:instrText>
             </w:r>
             <w:r>
               <w:rPr>
@@ -2091,7 +2429,7 @@
               <w:rPr>
                 <w:noProof/>
               </w:rPr>
-              <w:t>1</w:t>
+              <w:t>13</w:t>
             </w:r>
             <w:r>
               <w:rPr>
@@ -2108,10 +2446,18 @@
               <w:tab w:val="right" w:leader="dot" w:pos="10070"/>
             </w:tabs>
             <w:rPr>
+              <w:rFonts w:eastAsiaTheme="minorEastAsia" w:cstheme="minorBidi"/>
+              <w:b w:val="0"/>
+              <w:bCs w:val="0"/>
               <w:noProof/>
+              <w:kern w:val="2"/>
+              <w:sz w:val="24"/>
+              <w:szCs w:val="24"/>
+              <w:lang w:val="de-DE" w:eastAsia="de-DE"/>
+              <w14:ligatures w14:val="standardContextual"/>
             </w:rPr>
           </w:pPr>
-          <w:hyperlink w:anchor="_Toc231982890" w:history="1">
+          <w:hyperlink w:anchor="_Toc232165966" w:history="1">
             <w:r>
               <w:rPr>
                 <w:rStyle w:val="Hyperlink"/>
@@ -2135,7 +2481,7 @@
               <w:rPr>
                 <w:noProof/>
               </w:rPr>
-              <w:instrText xml:space="preserve"> PAGEREF _Toc231982890 \h </w:instrText>
+              <w:instrText xml:space="preserve"> PAGEREF _Toc232165966 \h </w:instrText>
             </w:r>
             <w:r>
               <w:rPr>
@@ -2152,7 +2498,7 @@
               <w:rPr>
                 <w:noProof/>
               </w:rPr>
-              <w:t>1</w:t>
+              <w:t>13</w:t>
             </w:r>
             <w:r>
               <w:rPr>
@@ -2169,10 +2515,18 @@
               <w:tab w:val="right" w:leader="dot" w:pos="10070"/>
             </w:tabs>
             <w:rPr>
+              <w:rFonts w:eastAsiaTheme="minorEastAsia" w:cstheme="minorBidi"/>
+              <w:b w:val="0"/>
+              <w:bCs w:val="0"/>
               <w:noProof/>
+              <w:kern w:val="2"/>
+              <w:sz w:val="24"/>
+              <w:szCs w:val="24"/>
+              <w:lang w:val="de-DE" w:eastAsia="de-DE"/>
+              <w14:ligatures w14:val="standardContextual"/>
             </w:rPr>
           </w:pPr>
-          <w:hyperlink w:anchor="_Toc231982891" w:history="1">
+          <w:hyperlink w:anchor="_Toc232165967" w:history="1">
             <w:r>
               <w:rPr>
                 <w:rStyle w:val="Hyperlink"/>
@@ -2196,7 +2550,7 @@
               <w:rPr>
                 <w:noProof/>
               </w:rPr>
-              <w:instrText xml:space="preserve"> PAGEREF _Toc231982891 \h </w:instrText>
+              <w:instrText xml:space="preserve"> PAGEREF _Toc232165967 \h </w:instrText>
             </w:r>
             <w:r>
               <w:rPr>
@@ -2213,7 +2567,7 @@
               <w:rPr>
                 <w:noProof/>
               </w:rPr>
-              <w:t>1</w:t>
+              <w:t>13</w:t>
             </w:r>
             <w:r>
               <w:rPr>
@@ -2230,16 +2584,32 @@
               <w:tab w:val="right" w:leader="dot" w:pos="10070"/>
             </w:tabs>
             <w:rPr>
+              <w:rFonts w:eastAsiaTheme="minorEastAsia" w:cstheme="minorBidi"/>
+              <w:b w:val="0"/>
+              <w:bCs w:val="0"/>
               <w:noProof/>
+              <w:kern w:val="2"/>
+              <w:sz w:val="24"/>
+              <w:szCs w:val="24"/>
+              <w:lang w:val="de-DE" w:eastAsia="de-DE"/>
+              <w14:ligatures w14:val="standardContextual"/>
             </w:rPr>
           </w:pPr>
-          <w:hyperlink w:anchor="_Toc231982892" w:history="1">
+          <w:hyperlink w:anchor="_Toc232165968" w:history="1">
             <w:r>
               <w:rPr>
                 <w:rStyle w:val="Hyperlink"/>
                 <w:noProof/>
               </w:rPr>
-              <w:t>10.3  Summary of Safety Goals</w:t>
+              <w:t>10.3  Summary of Safety GoalsTable 10</w:t>
+            </w:r>
+            <w:r>
+              <w:rPr>
+                <w:rStyle w:val="Hyperlink"/>
+                <w:noProof/>
+                <w:lang w:val="en-GB"/>
+              </w:rPr>
+              <w:t>:Safety Goals Summary</w:t>
             </w:r>
             <w:r>
               <w:rPr>
@@ -2257,7 +2627,7 @@
               <w:rPr>
                 <w:noProof/>
               </w:rPr>
-              <w:instrText xml:space="preserve"> PAGEREF _Toc231982892 \h </w:instrText>
+              <w:instrText xml:space="preserve"> PAGEREF _Toc232165968 \h </w:instrText>
             </w:r>
             <w:r>
               <w:rPr>
@@ -2274,7 +2644,7 @@
               <w:rPr>
                 <w:noProof/>
               </w:rPr>
-              <w:t>1</w:t>
+              <w:t>14</w:t>
             </w:r>
             <w:r>
               <w:rPr>
@@ -2291,10 +2661,18 @@
               <w:tab w:val="right" w:leader="dot" w:pos="10070"/>
             </w:tabs>
             <w:rPr>
+              <w:rFonts w:eastAsiaTheme="minorEastAsia" w:cstheme="minorBidi"/>
+              <w:b w:val="0"/>
+              <w:bCs w:val="0"/>
+              <w:i w:val="0"/>
+              <w:iCs w:val="0"/>
               <w:noProof/>
+              <w:kern w:val="2"/>
+              <w:lang w:val="de-DE" w:eastAsia="de-DE"/>
+              <w14:ligatures w14:val="standardContextual"/>
             </w:rPr>
           </w:pPr>
-          <w:hyperlink w:anchor="_Toc231982893" w:history="1">
+          <w:hyperlink w:anchor="_Toc232165969" w:history="1">
             <w:r>
               <w:rPr>
                 <w:rStyle w:val="Hyperlink"/>
@@ -2318,7 +2696,7 @@
               <w:rPr>
                 <w:noProof/>
               </w:rPr>
-              <w:instrText xml:space="preserve"> PAGEREF _Toc231982893 \h </w:instrText>
+              <w:instrText xml:space="preserve"> PAGEREF _Toc232165969 \h </w:instrText>
             </w:r>
             <w:r>
               <w:rPr>
@@ -2335,7 +2713,7 @@
               <w:rPr>
                 <w:noProof/>
               </w:rPr>
-              <w:t>1</w:t>
+              <w:t>15</w:t>
             </w:r>
             <w:r>
               <w:rPr>
@@ -2352,10 +2730,18 @@
               <w:tab w:val="right" w:leader="dot" w:pos="10070"/>
             </w:tabs>
             <w:rPr>
+              <w:rFonts w:eastAsiaTheme="minorEastAsia" w:cstheme="minorBidi"/>
+              <w:b w:val="0"/>
+              <w:bCs w:val="0"/>
+              <w:i w:val="0"/>
+              <w:iCs w:val="0"/>
               <w:noProof/>
+              <w:kern w:val="2"/>
+              <w:lang w:val="de-DE" w:eastAsia="de-DE"/>
+              <w14:ligatures w14:val="standardContextual"/>
             </w:rPr>
           </w:pPr>
-          <w:hyperlink w:anchor="_Toc231982894" w:history="1">
+          <w:hyperlink w:anchor="_Toc232165970" w:history="1">
             <w:r>
               <w:rPr>
                 <w:rStyle w:val="Hyperlink"/>
@@ -2379,7 +2765,7 @@
               <w:rPr>
                 <w:noProof/>
               </w:rPr>
-              <w:instrText xml:space="preserve"> PAGEREF _Toc231982894 \h </w:instrText>
+              <w:instrText xml:space="preserve"> PAGEREF _Toc232165970 \h </w:instrText>
             </w:r>
             <w:r>
               <w:rPr>
@@ -2396,7 +2782,7 @@
               <w:rPr>
                 <w:noProof/>
               </w:rPr>
-              <w:t>1</w:t>
+              <w:t>15</w:t>
             </w:r>
             <w:r>
               <w:rPr>
@@ -2413,10 +2799,18 @@
               <w:tab w:val="right" w:leader="dot" w:pos="10070"/>
             </w:tabs>
             <w:rPr>
+              <w:rFonts w:eastAsiaTheme="minorEastAsia" w:cstheme="minorBidi"/>
+              <w:b w:val="0"/>
+              <w:bCs w:val="0"/>
+              <w:i w:val="0"/>
+              <w:iCs w:val="0"/>
               <w:noProof/>
+              <w:kern w:val="2"/>
+              <w:lang w:val="de-DE" w:eastAsia="de-DE"/>
+              <w14:ligatures w14:val="standardContextual"/>
             </w:rPr>
           </w:pPr>
-          <w:hyperlink w:anchor="_Toc231982895" w:history="1">
+          <w:hyperlink w:anchor="_Toc232165971" w:history="1">
             <w:r>
               <w:rPr>
                 <w:rStyle w:val="Hyperlink"/>
@@ -2440,7 +2834,7 @@
               <w:rPr>
                 <w:noProof/>
               </w:rPr>
-              <w:instrText xml:space="preserve"> PAGEREF _Toc231982895 \h </w:instrText>
+              <w:instrText xml:space="preserve"> PAGEREF _Toc232165971 \h </w:instrText>
             </w:r>
             <w:r>
               <w:rPr>
@@ -2457,7 +2851,7 @@
               <w:rPr>
                 <w:noProof/>
               </w:rPr>
-              <w:t>1</w:t>
+              <w:t>16</w:t>
             </w:r>
             <w:r>
               <w:rPr>
@@ -2474,10 +2868,18 @@
               <w:tab w:val="right" w:leader="dot" w:pos="10070"/>
             </w:tabs>
             <w:rPr>
+              <w:rFonts w:eastAsiaTheme="minorEastAsia" w:cstheme="minorBidi"/>
+              <w:b w:val="0"/>
+              <w:bCs w:val="0"/>
+              <w:i w:val="0"/>
+              <w:iCs w:val="0"/>
               <w:noProof/>
+              <w:kern w:val="2"/>
+              <w:lang w:val="de-DE" w:eastAsia="de-DE"/>
+              <w14:ligatures w14:val="standardContextual"/>
             </w:rPr>
           </w:pPr>
-          <w:hyperlink w:anchor="_Toc231982896" w:history="1">
+          <w:hyperlink w:anchor="_Toc232165972" w:history="1">
             <w:r>
               <w:rPr>
                 <w:rStyle w:val="Hyperlink"/>
@@ -2501,7 +2903,7 @@
               <w:rPr>
                 <w:noProof/>
               </w:rPr>
-              <w:instrText xml:space="preserve"> PAGEREF _Toc231982896 \h </w:instrText>
+              <w:instrText xml:space="preserve"> PAGEREF _Toc232165972 \h </w:instrText>
             </w:r>
             <w:r>
               <w:rPr>
@@ -2518,7 +2920,7 @@
               <w:rPr>
                 <w:noProof/>
               </w:rPr>
-              <w:t>1</w:t>
+              <w:t>16</w:t>
             </w:r>
             <w:r>
               <w:rPr>
@@ -2535,10 +2937,18 @@
               <w:tab w:val="right" w:leader="dot" w:pos="10070"/>
             </w:tabs>
             <w:rPr>
+              <w:rFonts w:eastAsiaTheme="minorEastAsia" w:cstheme="minorBidi"/>
+              <w:b w:val="0"/>
+              <w:bCs w:val="0"/>
+              <w:i w:val="0"/>
+              <w:iCs w:val="0"/>
               <w:noProof/>
+              <w:kern w:val="2"/>
+              <w:lang w:val="de-DE" w:eastAsia="de-DE"/>
+              <w14:ligatures w14:val="standardContextual"/>
             </w:rPr>
           </w:pPr>
-          <w:hyperlink w:anchor="_Toc231982897" w:history="1">
+          <w:hyperlink w:anchor="_Toc232165973" w:history="1">
             <w:r>
               <w:rPr>
                 <w:rStyle w:val="Hyperlink"/>
@@ -2562,7 +2972,7 @@
               <w:rPr>
                 <w:noProof/>
               </w:rPr>
-              <w:instrText xml:space="preserve"> PAGEREF _Toc231982897 \h </w:instrText>
+              <w:instrText xml:space="preserve"> PAGEREF _Toc232165973 \h </w:instrText>
             </w:r>
             <w:r>
               <w:rPr>
@@ -2579,7 +2989,7 @@
               <w:rPr>
                 <w:noProof/>
               </w:rPr>
-              <w:t>1</w:t>
+              <w:t>16</w:t>
             </w:r>
             <w:r>
               <w:rPr>
@@ -2596,18 +3006,14 @@
         </w:p>
       </w:sdtContent>
     </w:sdt>
-    <w:p>
-      <w:r>
-        <w:br w:type="page"/>
-      </w:r>
-    </w:p>
+    <w:p/>
     <w:p>
       <w:pPr>
         <w:pStyle w:val="Heading1"/>
+        <w:keepNext/>
       </w:pPr>
-      <w:bookmarkStart w:id="0" w:name="_Toc231982867"/>
+      <w:bookmarkStart w:id="0" w:name="_Toc232165942"/>
       <w:r>
-        <w:lastRenderedPageBreak/>
         <w:t>1  Meetings within the Project</w:t>
       </w:r>
       <w:bookmarkEnd w:id="0"/>
@@ -2622,23 +3028,34 @@
     </w:p>
     <w:p>
       <w:pPr>
-        <w:spacing w:before="60" w:after="60"/>
+        <w:pStyle w:val="Caption"/>
+        <w:keepNext/>
       </w:pPr>
-    </w:p>
-    <w:p>
-      <w:pPr>
-        <w:spacing w:before="160" w:after="80"/>
-      </w:pPr>
+      <w:bookmarkStart w:id="1" w:name="_Toc232165751"/>
+      <w:r>
+        <w:t xml:space="preserve">Table </w:t>
+      </w:r>
+      <w:fldSimple w:instr=" SEQ Table \* ARABIC ">
+        <w:r>
+          <w:rPr>
+            <w:noProof/>
+          </w:rPr>
+          <w:t>1</w:t>
+        </w:r>
+      </w:fldSimple>
       <w:r>
         <w:rPr>
-          <w:b/>
-          <w:bCs/>
-          <w:color w:val="1F3864"/>
-          <w:sz w:val="18"/>
-          <w:szCs w:val="18"/>
+          <w:lang w:val="en-GB"/>
         </w:rPr>
-        <w:t>Table 1: Meetings</w:t>
+        <w:t>:</w:t>
       </w:r>
+      <w:r>
+        <w:rPr>
+          <w:lang w:val="en-GB"/>
+        </w:rPr>
+        <w:t>Meetings within the Project</w:t>
+      </w:r>
+      <w:bookmarkEnd w:id="1"/>
     </w:p>
     <w:tbl>
       <w:tblPr>
@@ -3010,11 +3427,42 @@
       <w:pPr>
         <w:pStyle w:val="Heading1"/>
       </w:pPr>
-      <w:bookmarkStart w:id="1" w:name="_Toc231982868"/>
+      <w:bookmarkStart w:id="2" w:name="_Toc232165943"/>
       <w:r>
         <w:t>2  Unresolved Topics</w:t>
       </w:r>
-      <w:bookmarkEnd w:id="1"/>
+      <w:bookmarkEnd w:id="2"/>
+    </w:p>
+    <w:p>
+      <w:pPr>
+        <w:pStyle w:val="Caption"/>
+        <w:keepNext/>
+      </w:pPr>
+      <w:bookmarkStart w:id="3" w:name="_Toc232165752"/>
+      <w:r>
+        <w:t xml:space="preserve">Table </w:t>
+      </w:r>
+      <w:fldSimple w:instr=" SEQ Table \* ARABIC ">
+        <w:r>
+          <w:rPr>
+            <w:noProof/>
+          </w:rPr>
+          <w:t>2</w:t>
+        </w:r>
+      </w:fldSimple>
+      <w:r>
+        <w:rPr>
+          <w:lang w:val="en-GB"/>
+        </w:rPr>
+        <w:t>:</w:t>
+      </w:r>
+      <w:r>
+        <w:rPr>
+          <w:lang w:val="en-GB"/>
+        </w:rPr>
+        <w:t>Unresolved Topics</w:t>
+      </w:r>
+      <w:bookmarkEnd w:id="3"/>
     </w:p>
     <w:tbl>
       <w:tblPr>
@@ -3230,11 +3678,11 @@
       <w:pPr>
         <w:pStyle w:val="Heading1"/>
       </w:pPr>
-      <w:bookmarkStart w:id="2" w:name="_Toc231982869"/>
+      <w:bookmarkStart w:id="4" w:name="_Toc232165944"/>
       <w:r>
         <w:t>3  Glossary</w:t>
       </w:r>
-      <w:bookmarkEnd w:id="2"/>
+      <w:bookmarkEnd w:id="4"/>
     </w:p>
     <w:p>
       <w:pPr>
@@ -3246,23 +3694,39 @@
     </w:p>
     <w:p>
       <w:pPr>
-        <w:spacing w:before="60" w:after="60"/>
+        <w:spacing w:before="160" w:after="80"/>
       </w:pPr>
     </w:p>
     <w:p>
       <w:pPr>
-        <w:spacing w:before="160" w:after="80"/>
+        <w:pStyle w:val="Caption"/>
+        <w:keepNext/>
       </w:pPr>
+      <w:bookmarkStart w:id="5" w:name="_Toc232165753"/>
+      <w:r>
+        <w:t xml:space="preserve">Table </w:t>
+      </w:r>
+      <w:fldSimple w:instr=" SEQ Table \* ARABIC ">
+        <w:r>
+          <w:rPr>
+            <w:noProof/>
+          </w:rPr>
+          <w:t>3</w:t>
+        </w:r>
+      </w:fldSimple>
       <w:r>
         <w:rPr>
-          <w:b/>
-          <w:bCs/>
-          <w:color w:val="1F3864"/>
-          <w:sz w:val="18"/>
-          <w:szCs w:val="18"/>
+          <w:lang w:val="en-GB"/>
         </w:rPr>
-        <w:t>Table 2: Glossary</w:t>
+        <w:t>:</w:t>
       </w:r>
+      <w:r>
+        <w:rPr>
+          <w:lang w:val="en-GB"/>
+        </w:rPr>
+        <w:t>Glossary</w:t>
+      </w:r>
+      <w:bookmarkEnd w:id="5"/>
     </w:p>
     <w:tbl>
       <w:tblPr>
@@ -4141,6 +4605,7 @@
                 <w:sz w:val="18"/>
                 <w:szCs w:val="18"/>
               </w:rPr>
+              <w:lastRenderedPageBreak/>
               <w:t>IEC 61508</w:t>
             </w:r>
           </w:p>
@@ -4342,7 +4807,6 @@
                 <w:sz w:val="18"/>
                 <w:szCs w:val="18"/>
               </w:rPr>
-              <w:lastRenderedPageBreak/>
               <w:t>OCS</w:t>
             </w:r>
           </w:p>
@@ -4975,29 +5439,30 @@
       <w:pPr>
         <w:pStyle w:val="Heading1"/>
       </w:pPr>
-      <w:bookmarkStart w:id="3" w:name="_Toc231982870"/>
+      <w:bookmarkStart w:id="6" w:name="_Toc232165945"/>
       <w:r>
         <w:lastRenderedPageBreak/>
         <w:t>4  Purpose and Scope of the HARA Phase</w:t>
       </w:r>
-      <w:bookmarkEnd w:id="3"/>
+      <w:bookmarkEnd w:id="6"/>
     </w:p>
     <w:p>
       <w:pPr>
         <w:pStyle w:val="Heading2"/>
       </w:pPr>
-      <w:bookmarkStart w:id="4" w:name="_Toc231982871"/>
+      <w:bookmarkStart w:id="7" w:name="_Toc232165946"/>
       <w:r>
         <w:t xml:space="preserve">4.1  Purpose of Lifecycle Phase </w:t>
       </w:r>
-      <w:bookmarkEnd w:id="4"/>
       <w:r>
         <w:t>3</w:t>
       </w:r>
+      <w:bookmarkEnd w:id="7"/>
     </w:p>
     <w:p>
       <w:pPr>
         <w:spacing w:before="60" w:after="60"/>
+        <w:jc w:val="both"/>
       </w:pPr>
       <w:r>
         <w:t xml:space="preserve">This document constitutes the deliverable for Life Cycle Phase </w:t>
@@ -5018,11 +5483,13 @@
     <w:p>
       <w:pPr>
         <w:spacing w:before="60" w:after="60"/>
+        <w:jc w:val="both"/>
       </w:pPr>
     </w:p>
     <w:p>
       <w:pPr>
         <w:spacing w:before="60" w:after="60"/>
+        <w:jc w:val="both"/>
       </w:pPr>
       <w:r>
         <w:t>The HARA is the foundational safety analysis that determines the required Automotive Safety Integrity Level (ASIL) per ISO 26262 and Safety Integrity Level (SIL) per IEC 61508 for each safety goal. The outputs of this phase directly govern all subsequent lifecycle phases: the Overall Safety Requirements (LCP03), Safety Planning (LCP04), and all hardware, software, and verification activities.</w:t>
@@ -5032,15 +5499,16 @@
       <w:pPr>
         <w:pStyle w:val="Heading2"/>
       </w:pPr>
-      <w:bookmarkStart w:id="5" w:name="_Toc231982872"/>
+      <w:bookmarkStart w:id="8" w:name="_Toc232165947"/>
       <w:r>
         <w:t>4.2  Relationship to Other Lifecycle Phases</w:t>
       </w:r>
-      <w:bookmarkEnd w:id="5"/>
+      <w:bookmarkEnd w:id="8"/>
     </w:p>
     <w:p>
       <w:pPr>
         <w:spacing w:before="60" w:after="60"/>
+        <w:jc w:val="both"/>
       </w:pPr>
       <w:r>
         <w:rPr>
@@ -5057,6 +5525,7 @@
     <w:p>
       <w:pPr>
         <w:spacing w:before="60" w:after="60"/>
+        <w:jc w:val="both"/>
       </w:pPr>
       <w:r>
         <w:rPr>
@@ -5074,11 +5543,11 @@
       <w:pPr>
         <w:pStyle w:val="Heading2"/>
       </w:pPr>
-      <w:bookmarkStart w:id="6" w:name="_Toc231982873"/>
+      <w:bookmarkStart w:id="9" w:name="_Toc232165948"/>
       <w:r>
         <w:t>4.3  Applicable Standards</w:t>
       </w:r>
-      <w:bookmarkEnd w:id="6"/>
+      <w:bookmarkEnd w:id="9"/>
     </w:p>
     <w:p>
       <w:pPr>
@@ -5131,25 +5600,26 @@
       <w:pPr>
         <w:pStyle w:val="Heading1"/>
       </w:pPr>
-      <w:bookmarkStart w:id="7" w:name="_Toc231982874"/>
+      <w:bookmarkStart w:id="10" w:name="_Toc232165949"/>
       <w:r>
         <w:t>5  System Boundary and Assumptions</w:t>
       </w:r>
-      <w:bookmarkEnd w:id="7"/>
+      <w:bookmarkEnd w:id="10"/>
     </w:p>
     <w:p>
       <w:pPr>
         <w:pStyle w:val="Heading2"/>
       </w:pPr>
-      <w:bookmarkStart w:id="8" w:name="_Toc231982875"/>
+      <w:bookmarkStart w:id="11" w:name="_Toc232165950"/>
       <w:r>
         <w:t>5.1  Item Definition (from LCP01)</w:t>
       </w:r>
-      <w:bookmarkEnd w:id="8"/>
+      <w:bookmarkEnd w:id="11"/>
     </w:p>
     <w:p>
       <w:pPr>
         <w:spacing w:before="60" w:after="60"/>
+        <w:jc w:val="both"/>
       </w:pPr>
       <w:r>
         <w:t>The item under analysis is the Airbag Electronic Control Unit (Airbag ECU / ACU). In the HS Harz laboratory implementation, the system is realised on two Arduino Due microcontroller boards operating in a dual-channel (2oo2) redundant architecture. Three potentiometers on a breadboard simulate analog crash sensor inputs (POTI-1 accelerometer, POTI-2 gyroscope, POTI-3 pressure sensor); one digital switch simulates the Occupant Classification System (OCS) / baby-seat input. A CAN bus interface connects the ECU to the OMS laboratory PC for output verification.</w:t>
@@ -5163,6 +5633,7 @@
     <w:p>
       <w:pPr>
         <w:spacing w:before="60" w:after="60"/>
+        <w:jc w:val="both"/>
       </w:pPr>
       <w:r>
         <w:t>The following are within the item boundary: ECU hardware (both Arduino Due boards), embedded software, sensor interfaces, squib drive circuits, CAN interface, and diagnostic output (DWI lamp drive).</w:t>
@@ -5171,6 +5642,7 @@
     <w:p>
       <w:pPr>
         <w:spacing w:before="60" w:after="60"/>
+        <w:jc w:val="both"/>
       </w:pPr>
       <w:r>
         <w:t>The following are outside the item boundary and treated as adjacent systems: airbag inflator modules, seatbelt pretensioners, vehicle body structure, OCS hardware, BCM, and eCall system.</w:t>
@@ -5180,11 +5652,11 @@
       <w:pPr>
         <w:pStyle w:val="Heading2"/>
       </w:pPr>
-      <w:bookmarkStart w:id="9" w:name="_Toc231982876"/>
+      <w:bookmarkStart w:id="12" w:name="_Toc232165951"/>
       <w:r>
         <w:t>5.2  General Assumptions</w:t>
       </w:r>
-      <w:bookmarkEnd w:id="9"/>
+      <w:bookmarkEnd w:id="12"/>
     </w:p>
     <w:p>
       <w:pPr>
@@ -5194,6 +5666,7 @@
           <w:numId w:val="2"/>
         </w:numPr>
         <w:spacing w:before="40" w:after="40"/>
+        <w:jc w:val="both"/>
       </w:pPr>
       <w:r>
         <w:t>The vehicle is a standard passenger car (M1 category) with a maximum design speed of 250 km/h.</w:t>
@@ -5207,6 +5680,7 @@
           <w:numId w:val="2"/>
         </w:numPr>
         <w:spacing w:before="40" w:after="40"/>
+        <w:jc w:val="both"/>
       </w:pPr>
       <w:r>
         <w:t>The Airbag ECU operates over the full vehicle lifetime, estimated at 15 years / 300,000 km.</w:t>
@@ -5220,6 +5694,7 @@
           <w:numId w:val="2"/>
         </w:numPr>
         <w:spacing w:before="40" w:after="40"/>
+        <w:jc w:val="both"/>
       </w:pPr>
       <w:r>
         <w:t>The ECU is powered from the vehicle 12 V battery system with a backup capacitor sufficient for ≥ 150 ms post-accident operation.</w:t>
@@ -5233,6 +5708,7 @@
           <w:numId w:val="2"/>
         </w:numPr>
         <w:spacing w:before="40" w:after="40"/>
+        <w:jc w:val="both"/>
       </w:pPr>
       <w:r>
         <w:t>Ambient operating temperature range: −40 °C to +85 °C (storage: −40 °C to +105 °C). EMC requirements per CISPR 25 and ISO 11452.</w:t>
@@ -5246,12 +5722,16 @@
           <w:numId w:val="2"/>
         </w:numPr>
         <w:spacing w:before="40" w:after="40"/>
+        <w:jc w:val="both"/>
       </w:pPr>
       <w:r>
         <w:t>Squib resistance is within a known window (1.5 Ω – 4.0 Ω nominal). Squib firing energy is supplied by the ECU internal reservoir capacitor.</w:t>
       </w:r>
     </w:p>
     <w:p>
+      <w:pPr>
+        <w:jc w:val="both"/>
+      </w:pPr>
       <w:r>
         <w:br w:type="page"/>
       </w:r>
@@ -5260,12 +5740,12 @@
       <w:pPr>
         <w:pStyle w:val="Heading1"/>
       </w:pPr>
-      <w:bookmarkStart w:id="10" w:name="_Toc231982877"/>
+      <w:bookmarkStart w:id="13" w:name="_Toc232165952"/>
       <w:r>
         <w:lastRenderedPageBreak/>
         <w:t>6  Use Cases</w:t>
       </w:r>
-      <w:bookmarkEnd w:id="10"/>
+      <w:bookmarkEnd w:id="13"/>
     </w:p>
     <w:p>
       <w:pPr>
@@ -5277,23 +5757,39 @@
     </w:p>
     <w:p>
       <w:pPr>
-        <w:spacing w:before="60" w:after="60"/>
+        <w:spacing w:before="160" w:after="80"/>
       </w:pPr>
     </w:p>
     <w:p>
       <w:pPr>
-        <w:spacing w:before="160" w:after="80"/>
+        <w:pStyle w:val="Caption"/>
+        <w:keepNext/>
       </w:pPr>
+      <w:bookmarkStart w:id="14" w:name="_Toc232165754"/>
+      <w:r>
+        <w:t xml:space="preserve">Table </w:t>
+      </w:r>
+      <w:fldSimple w:instr=" SEQ Table \* ARABIC ">
+        <w:r>
+          <w:rPr>
+            <w:noProof/>
+          </w:rPr>
+          <w:t>4</w:t>
+        </w:r>
+      </w:fldSimple>
       <w:r>
         <w:rPr>
-          <w:b/>
-          <w:bCs/>
-          <w:color w:val="1F3864"/>
-          <w:sz w:val="18"/>
-          <w:szCs w:val="18"/>
+          <w:lang w:val="en-GB"/>
         </w:rPr>
-        <w:t>Table 3: Use Cases</w:t>
+        <w:t>:</w:t>
       </w:r>
+      <w:r>
+        <w:rPr>
+          <w:lang w:val="en-GB"/>
+        </w:rPr>
+        <w:t>Use Cases</w:t>
+      </w:r>
+      <w:bookmarkEnd w:id="14"/>
     </w:p>
     <w:tbl>
       <w:tblPr>
@@ -6475,12 +6971,12 @@
       <w:pPr>
         <w:pStyle w:val="Heading1"/>
       </w:pPr>
-      <w:bookmarkStart w:id="11" w:name="_Toc231982878"/>
+      <w:bookmarkStart w:id="15" w:name="_Toc232165953"/>
       <w:r>
         <w:lastRenderedPageBreak/>
         <w:t>7  ASIL / SIL Determination Parameters</w:t>
       </w:r>
-      <w:bookmarkEnd w:id="11"/>
+      <w:bookmarkEnd w:id="15"/>
     </w:p>
     <w:p>
       <w:pPr>
@@ -6494,26 +6990,55 @@
       <w:pPr>
         <w:pStyle w:val="Heading2"/>
       </w:pPr>
-      <w:bookmarkStart w:id="12" w:name="_Toc231982879"/>
+      <w:bookmarkStart w:id="16" w:name="_Toc232165954"/>
       <w:r>
-        <w:t>7.1  Severity (S) — ISO 26262 Table B.1</w:t>
+        <w:t>7.1</w:t>
       </w:r>
-      <w:bookmarkEnd w:id="12"/>
+      <w:bookmarkEnd w:id="16"/>
+      <w:r>
+        <w:t xml:space="preserve">  </w:t>
+      </w:r>
     </w:p>
     <w:p>
       <w:pPr>
-        <w:spacing w:before="160" w:after="80"/>
+        <w:pStyle w:val="Heading2"/>
       </w:pPr>
+      <w:bookmarkStart w:id="17" w:name="_Toc232165955"/>
+      <w:r>
+        <w:t>Severity (S) — ISO 26262 Table B.1</w:t>
+      </w:r>
+      <w:bookmarkEnd w:id="17"/>
+    </w:p>
+    <w:p>
+      <w:pPr>
+        <w:pStyle w:val="Caption"/>
+        <w:keepNext/>
+      </w:pPr>
+      <w:bookmarkStart w:id="18" w:name="_Toc232165755"/>
+      <w:r>
+        <w:t xml:space="preserve">Table </w:t>
+      </w:r>
+      <w:fldSimple w:instr=" SEQ Table \* ARABIC ">
+        <w:r>
+          <w:rPr>
+            <w:noProof/>
+          </w:rPr>
+          <w:t>5</w:t>
+        </w:r>
+      </w:fldSimple>
       <w:r>
         <w:rPr>
-          <w:b/>
-          <w:bCs/>
-          <w:color w:val="1F3864"/>
-          <w:sz w:val="18"/>
-          <w:szCs w:val="18"/>
+          <w:lang w:val="en-GB"/>
         </w:rPr>
-        <w:t>Table 4: Severity Levels</w:t>
+        <w:t>:</w:t>
       </w:r>
+      <w:r>
+        <w:rPr>
+          <w:lang w:val="en-GB"/>
+        </w:rPr>
+        <w:t>Severity</w:t>
+      </w:r>
+      <w:bookmarkEnd w:id="18"/>
     </w:p>
     <w:tbl>
       <w:tblPr>
@@ -6547,7 +7072,7 @@
               <w:bottom w:val="single" w:sz="4" w:space="0" w:color="BFBFBF"/>
               <w:right w:val="single" w:sz="4" w:space="0" w:color="BFBFBF"/>
             </w:tcBorders>
-            <w:shd w:val="clear" w:color="auto" w:fill="2E75B6"/>
+            <w:shd w:val="clear" w:color="auto" w:fill="1F3864"/>
             <w:tcMar>
               <w:top w:w="70" w:type="dxa"/>
               <w:left w:w="100" w:type="dxa"/>
@@ -6577,7 +7102,7 @@
               <w:bottom w:val="single" w:sz="4" w:space="0" w:color="BFBFBF"/>
               <w:right w:val="single" w:sz="4" w:space="0" w:color="BFBFBF"/>
             </w:tcBorders>
-            <w:shd w:val="clear" w:color="auto" w:fill="2E75B6"/>
+            <w:shd w:val="clear" w:color="auto" w:fill="1F3864"/>
             <w:tcMar>
               <w:top w:w="70" w:type="dxa"/>
               <w:left w:w="100" w:type="dxa"/>
@@ -6607,7 +7132,7 @@
               <w:bottom w:val="single" w:sz="4" w:space="0" w:color="BFBFBF"/>
               <w:right w:val="single" w:sz="4" w:space="0" w:color="BFBFBF"/>
             </w:tcBorders>
-            <w:shd w:val="clear" w:color="auto" w:fill="2E75B6"/>
+            <w:shd w:val="clear" w:color="auto" w:fill="1F3864"/>
             <w:tcMar>
               <w:top w:w="70" w:type="dxa"/>
               <w:left w:w="100" w:type="dxa"/>
@@ -6983,26 +7508,42 @@
       <w:pPr>
         <w:pStyle w:val="Heading2"/>
       </w:pPr>
-      <w:bookmarkStart w:id="13" w:name="_Toc231982880"/>
+      <w:bookmarkStart w:id="19" w:name="_Toc232165956"/>
       <w:r>
         <w:t>7.2  Exposure (E) — ISO 26262 Table B.2</w:t>
       </w:r>
-      <w:bookmarkEnd w:id="13"/>
+      <w:bookmarkEnd w:id="19"/>
     </w:p>
     <w:p>
       <w:pPr>
-        <w:spacing w:before="160" w:after="80"/>
+        <w:pStyle w:val="Caption"/>
+        <w:keepNext/>
       </w:pPr>
+      <w:bookmarkStart w:id="20" w:name="_Toc232165756"/>
+      <w:r>
+        <w:t xml:space="preserve">Table </w:t>
+      </w:r>
+      <w:fldSimple w:instr=" SEQ Table \* ARABIC ">
+        <w:r>
+          <w:rPr>
+            <w:noProof/>
+          </w:rPr>
+          <w:t>6</w:t>
+        </w:r>
+      </w:fldSimple>
       <w:r>
         <w:rPr>
-          <w:b/>
-          <w:bCs/>
-          <w:color w:val="1F3864"/>
-          <w:sz w:val="18"/>
-          <w:szCs w:val="18"/>
+          <w:lang w:val="en-GB"/>
         </w:rPr>
-        <w:t>Table 5: Exposure Levels</w:t>
+        <w:t>:</w:t>
       </w:r>
+      <w:r>
+        <w:rPr>
+          <w:lang w:val="en-GB"/>
+        </w:rPr>
+        <w:t>Exposure Levels</w:t>
+      </w:r>
+      <w:bookmarkEnd w:id="20"/>
     </w:p>
     <w:tbl>
       <w:tblPr>
@@ -7036,7 +7577,7 @@
               <w:bottom w:val="single" w:sz="4" w:space="0" w:color="BFBFBF"/>
               <w:right w:val="single" w:sz="4" w:space="0" w:color="BFBFBF"/>
             </w:tcBorders>
-            <w:shd w:val="clear" w:color="auto" w:fill="2E75B6"/>
+            <w:shd w:val="clear" w:color="auto" w:fill="1F3864"/>
             <w:tcMar>
               <w:top w:w="70" w:type="dxa"/>
               <w:left w:w="100" w:type="dxa"/>
@@ -7066,7 +7607,7 @@
               <w:bottom w:val="single" w:sz="4" w:space="0" w:color="BFBFBF"/>
               <w:right w:val="single" w:sz="4" w:space="0" w:color="BFBFBF"/>
             </w:tcBorders>
-            <w:shd w:val="clear" w:color="auto" w:fill="2E75B6"/>
+            <w:shd w:val="clear" w:color="auto" w:fill="1F3864"/>
             <w:tcMar>
               <w:top w:w="70" w:type="dxa"/>
               <w:left w:w="100" w:type="dxa"/>
@@ -7096,7 +7637,7 @@
               <w:bottom w:val="single" w:sz="4" w:space="0" w:color="BFBFBF"/>
               <w:right w:val="single" w:sz="4" w:space="0" w:color="BFBFBF"/>
             </w:tcBorders>
-            <w:shd w:val="clear" w:color="auto" w:fill="2E75B6"/>
+            <w:shd w:val="clear" w:color="auto" w:fill="1F3864"/>
             <w:tcMar>
               <w:top w:w="70" w:type="dxa"/>
               <w:left w:w="100" w:type="dxa"/>
@@ -7558,26 +8099,42 @@
       <w:pPr>
         <w:pStyle w:val="Heading2"/>
       </w:pPr>
-      <w:bookmarkStart w:id="14" w:name="_Toc231982881"/>
+      <w:bookmarkStart w:id="21" w:name="_Toc232165957"/>
       <w:r>
         <w:t>7.3  Controllability (C) — ISO 26262 Table B.3</w:t>
       </w:r>
-      <w:bookmarkEnd w:id="14"/>
+      <w:bookmarkEnd w:id="21"/>
     </w:p>
     <w:p>
       <w:pPr>
-        <w:spacing w:before="160" w:after="80"/>
+        <w:pStyle w:val="Caption"/>
+        <w:keepNext/>
       </w:pPr>
+      <w:bookmarkStart w:id="22" w:name="_Toc232165757"/>
+      <w:r>
+        <w:t xml:space="preserve">Table </w:t>
+      </w:r>
+      <w:fldSimple w:instr=" SEQ Table \* ARABIC ">
+        <w:r>
+          <w:rPr>
+            <w:noProof/>
+          </w:rPr>
+          <w:t>7</w:t>
+        </w:r>
+      </w:fldSimple>
       <w:r>
         <w:rPr>
-          <w:b/>
-          <w:bCs/>
-          <w:color w:val="1F3864"/>
-          <w:sz w:val="18"/>
-          <w:szCs w:val="18"/>
+          <w:lang w:val="en-GB"/>
         </w:rPr>
-        <w:t>Table 6: Controllability Levels</w:t>
+        <w:t>:</w:t>
       </w:r>
+      <w:r>
+        <w:rPr>
+          <w:lang w:val="en-GB"/>
+        </w:rPr>
+        <w:t>Controllability Levels</w:t>
+      </w:r>
+      <w:bookmarkEnd w:id="22"/>
     </w:p>
     <w:tbl>
       <w:tblPr>
@@ -7611,7 +8168,7 @@
               <w:bottom w:val="single" w:sz="4" w:space="0" w:color="BFBFBF"/>
               <w:right w:val="single" w:sz="4" w:space="0" w:color="BFBFBF"/>
             </w:tcBorders>
-            <w:shd w:val="clear" w:color="auto" w:fill="2E75B6"/>
+            <w:shd w:val="clear" w:color="auto" w:fill="1F3864"/>
             <w:tcMar>
               <w:top w:w="70" w:type="dxa"/>
               <w:left w:w="100" w:type="dxa"/>
@@ -7641,7 +8198,7 @@
               <w:bottom w:val="single" w:sz="4" w:space="0" w:color="BFBFBF"/>
               <w:right w:val="single" w:sz="4" w:space="0" w:color="BFBFBF"/>
             </w:tcBorders>
-            <w:shd w:val="clear" w:color="auto" w:fill="2E75B6"/>
+            <w:shd w:val="clear" w:color="auto" w:fill="1F3864"/>
             <w:tcMar>
               <w:top w:w="70" w:type="dxa"/>
               <w:left w:w="100" w:type="dxa"/>
@@ -7671,7 +8228,7 @@
               <w:bottom w:val="single" w:sz="4" w:space="0" w:color="BFBFBF"/>
               <w:right w:val="single" w:sz="4" w:space="0" w:color="BFBFBF"/>
             </w:tcBorders>
-            <w:shd w:val="clear" w:color="auto" w:fill="2E75B6"/>
+            <w:shd w:val="clear" w:color="auto" w:fill="1F3864"/>
             <w:tcMar>
               <w:top w:w="70" w:type="dxa"/>
               <w:left w:w="100" w:type="dxa"/>
@@ -8045,28 +8602,65 @@
     </w:p>
     <w:p>
       <w:pPr>
-        <w:pStyle w:val="Heading2"/>
+        <w:spacing w:before="60" w:after="60"/>
       </w:pPr>
-      <w:bookmarkStart w:id="15" w:name="_Toc231982882"/>
-      <w:r>
-        <w:t>7.4  ASIL / SIL Equivalence Mapping</w:t>
-      </w:r>
-      <w:bookmarkEnd w:id="15"/>
     </w:p>
     <w:p>
       <w:pPr>
-        <w:spacing w:before="160" w:after="80"/>
+        <w:spacing w:before="60" w:after="60"/>
       </w:pPr>
+    </w:p>
+    <w:p>
+      <w:pPr>
+        <w:spacing w:before="60" w:after="60"/>
+      </w:pPr>
+    </w:p>
+    <w:p>
+      <w:pPr>
+        <w:spacing w:before="60" w:after="60"/>
+      </w:pPr>
+    </w:p>
+    <w:p>
+      <w:pPr>
+        <w:pStyle w:val="Heading2"/>
+      </w:pPr>
+      <w:bookmarkStart w:id="23" w:name="_Toc232165958"/>
+      <w:r>
+        <w:lastRenderedPageBreak/>
+        <w:t>7.4  ASIL / SIL Equivalence Mapping</w:t>
+      </w:r>
+      <w:bookmarkEnd w:id="23"/>
+    </w:p>
+    <w:p>
+      <w:pPr>
+        <w:pStyle w:val="Caption"/>
+        <w:keepNext/>
+      </w:pPr>
+      <w:bookmarkStart w:id="24" w:name="_Toc232165758"/>
+      <w:r>
+        <w:t xml:space="preserve">Table </w:t>
+      </w:r>
+      <w:fldSimple w:instr=" SEQ Table \* ARABIC ">
+        <w:r>
+          <w:rPr>
+            <w:noProof/>
+          </w:rPr>
+          <w:t>8</w:t>
+        </w:r>
+      </w:fldSimple>
       <w:r>
         <w:rPr>
-          <w:b/>
-          <w:bCs/>
-          <w:color w:val="1F3864"/>
-          <w:sz w:val="18"/>
-          <w:szCs w:val="18"/>
+          <w:lang w:val="en-GB"/>
         </w:rPr>
-        <w:t>Table 7: ASIL–SIL Equivalence</w:t>
+        <w:t>:</w:t>
       </w:r>
+      <w:r>
+        <w:rPr>
+          <w:lang w:val="en-GB"/>
+        </w:rPr>
+        <w:t>ASIL–SIL Equivalence</w:t>
+      </w:r>
+      <w:bookmarkEnd w:id="24"/>
     </w:p>
     <w:tbl>
       <w:tblPr>
@@ -8101,7 +8695,7 @@
               <w:bottom w:val="single" w:sz="4" w:space="0" w:color="BFBFBF"/>
               <w:right w:val="single" w:sz="4" w:space="0" w:color="BFBFBF"/>
             </w:tcBorders>
-            <w:shd w:val="clear" w:color="auto" w:fill="2E75B6"/>
+            <w:shd w:val="clear" w:color="auto" w:fill="1F3864"/>
             <w:tcMar>
               <w:top w:w="70" w:type="dxa"/>
               <w:left w:w="100" w:type="dxa"/>
@@ -8131,7 +8725,7 @@
               <w:bottom w:val="single" w:sz="4" w:space="0" w:color="BFBFBF"/>
               <w:right w:val="single" w:sz="4" w:space="0" w:color="BFBFBF"/>
             </w:tcBorders>
-            <w:shd w:val="clear" w:color="auto" w:fill="2E75B6"/>
+            <w:shd w:val="clear" w:color="auto" w:fill="1F3864"/>
             <w:tcMar>
               <w:top w:w="70" w:type="dxa"/>
               <w:left w:w="100" w:type="dxa"/>
@@ -8161,7 +8755,7 @@
               <w:bottom w:val="single" w:sz="4" w:space="0" w:color="BFBFBF"/>
               <w:right w:val="single" w:sz="4" w:space="0" w:color="BFBFBF"/>
             </w:tcBorders>
-            <w:shd w:val="clear" w:color="auto" w:fill="2E75B6"/>
+            <w:shd w:val="clear" w:color="auto" w:fill="1F3864"/>
             <w:tcMar>
               <w:top w:w="70" w:type="dxa"/>
               <w:left w:w="100" w:type="dxa"/>
@@ -8191,7 +8785,7 @@
               <w:bottom w:val="single" w:sz="4" w:space="0" w:color="BFBFBF"/>
               <w:right w:val="single" w:sz="4" w:space="0" w:color="BFBFBF"/>
             </w:tcBorders>
-            <w:shd w:val="clear" w:color="auto" w:fill="2E75B6"/>
+            <w:shd w:val="clear" w:color="auto" w:fill="1F3864"/>
             <w:tcMar>
               <w:top w:w="70" w:type="dxa"/>
               <w:left w:w="100" w:type="dxa"/>
@@ -8579,7 +9173,6 @@
                 <w:sz w:val="17"/>
                 <w:szCs w:val="17"/>
               </w:rPr>
-              <w:lastRenderedPageBreak/>
               <w:t>ASIL C</w:t>
             </w:r>
           </w:p>
@@ -8789,16 +9382,17 @@
       <w:pPr>
         <w:pStyle w:val="Heading1"/>
       </w:pPr>
-      <w:bookmarkStart w:id="16" w:name="_Toc231982883"/>
+      <w:bookmarkStart w:id="25" w:name="_Toc232165959"/>
       <w:r>
         <w:lastRenderedPageBreak/>
         <w:t>8  Hazard Identification</w:t>
       </w:r>
-      <w:bookmarkEnd w:id="16"/>
+      <w:bookmarkEnd w:id="25"/>
     </w:p>
     <w:p>
       <w:pPr>
         <w:spacing w:before="60" w:after="60"/>
+        <w:jc w:val="both"/>
       </w:pPr>
       <w:r>
         <w:t>Hazardous conditions are identified through structured brainstorming using FMEA / HAZOP methods, considering each system function and possible failure mode (commission and omission failures). The four hazard categories below correspond to the system functions F1–F6 defined in LCP01.</w:t>
@@ -8807,12 +9401,13 @@
     <w:p>
       <w:pPr>
         <w:pStyle w:val="Heading2"/>
+        <w:jc w:val="both"/>
       </w:pPr>
-      <w:bookmarkStart w:id="17" w:name="_Toc231982884"/>
+      <w:bookmarkStart w:id="26" w:name="_Toc232165960"/>
       <w:r>
         <w:t>8.1  Hazard Category H1: Unintended Airbag Deployment</w:t>
       </w:r>
-      <w:bookmarkEnd w:id="17"/>
+      <w:bookmarkEnd w:id="26"/>
     </w:p>
     <w:p>
       <w:pPr>
@@ -8822,6 +9417,7 @@
           <w:numId w:val="2"/>
         </w:numPr>
         <w:spacing w:before="40" w:after="40"/>
+        <w:jc w:val="both"/>
       </w:pPr>
       <w:r>
         <w:t>Inadvertent deployment during normal driving — no crash event present. Could injure occupants, cause driver distraction and loss of vehicle control.</w:t>
@@ -8835,6 +9431,7 @@
           <w:numId w:val="2"/>
         </w:numPr>
         <w:spacing w:before="40" w:after="40"/>
+        <w:jc w:val="both"/>
       </w:pPr>
       <w:r>
         <w:t>Deployment due to EMC disturbance, software runaway, or spurious logic triggering the firing circuit.</w:t>
@@ -8848,6 +9445,7 @@
           <w:numId w:val="2"/>
         </w:numPr>
         <w:spacing w:before="40" w:after="40"/>
+        <w:jc w:val="both"/>
       </w:pPr>
       <w:r>
         <w:t>Deployment during vehicle wash, maintenance, or stationary operation.</w:t>
@@ -8861,6 +9459,7 @@
           <w:numId w:val="2"/>
         </w:numPr>
         <w:spacing w:before="40" w:after="40"/>
+        <w:jc w:val="both"/>
       </w:pPr>
       <w:r>
         <w:t>Deployment of passenger airbag with child seat or empty seat present (UC-11).</w:t>
@@ -8869,12 +9468,13 @@
     <w:p>
       <w:pPr>
         <w:pStyle w:val="Heading2"/>
+        <w:jc w:val="both"/>
       </w:pPr>
-      <w:bookmarkStart w:id="18" w:name="_Toc231982885"/>
+      <w:bookmarkStart w:id="27" w:name="_Toc232165961"/>
       <w:r>
         <w:t>8.2  Hazard Category H2: Non-Deployment in a Crash Requiring Deployment</w:t>
       </w:r>
-      <w:bookmarkEnd w:id="18"/>
+      <w:bookmarkEnd w:id="27"/>
     </w:p>
     <w:p>
       <w:pPr>
@@ -8884,6 +9484,7 @@
           <w:numId w:val="2"/>
         </w:numPr>
         <w:spacing w:before="40" w:after="40"/>
+        <w:jc w:val="both"/>
       </w:pPr>
       <w:r>
         <w:t>Failure to deploy any airbag in a frontal crash above threshold — severe injury or fatality risk.</w:t>
@@ -8897,6 +9498,7 @@
           <w:numId w:val="2"/>
         </w:numPr>
         <w:spacing w:before="40" w:after="40"/>
+        <w:jc w:val="both"/>
       </w:pPr>
       <w:r>
         <w:t>Failure to deploy side curtain in a lateral or rollover event — head injury from side structure contact.</w:t>
@@ -8910,6 +9512,7 @@
           <w:numId w:val="2"/>
         </w:numPr>
         <w:spacing w:before="40" w:after="40"/>
+        <w:jc w:val="both"/>
       </w:pPr>
       <w:r>
         <w:t>Failure to fire seatbelt pretensioners — occupant not restrained properly before airbag contact.</w:t>
@@ -8923,6 +9526,7 @@
           <w:numId w:val="2"/>
         </w:numPr>
         <w:spacing w:before="40" w:after="40"/>
+        <w:jc w:val="both"/>
       </w:pPr>
       <w:r>
         <w:t>Delayed deployment beyond 15 ms from crash threshold crossing — occupant already in contact with steering wheel or A-pillar.</w:t>
@@ -8931,12 +9535,13 @@
     <w:p>
       <w:pPr>
         <w:pStyle w:val="Heading2"/>
+        <w:jc w:val="both"/>
       </w:pPr>
-      <w:bookmarkStart w:id="19" w:name="_Toc231982886"/>
+      <w:bookmarkStart w:id="28" w:name="_Toc232165962"/>
       <w:r>
         <w:t>8.3  Hazard Category H3: Partial or Incorrect Deployment Sequence</w:t>
       </w:r>
-      <w:bookmarkEnd w:id="19"/>
+      <w:bookmarkEnd w:id="28"/>
     </w:p>
     <w:p>
       <w:pPr>
@@ -8946,6 +9551,7 @@
           <w:numId w:val="2"/>
         </w:numPr>
         <w:spacing w:before="40" w:after="40"/>
+        <w:jc w:val="both"/>
       </w:pPr>
       <w:r>
         <w:t>Deployment of incorrect airbag zone (e.g., rear instead of frontal) — no protection where needed.</w:t>
@@ -8959,6 +9565,7 @@
           <w:numId w:val="2"/>
         </w:numPr>
         <w:spacing w:before="40" w:after="40"/>
+        <w:jc w:val="both"/>
       </w:pPr>
       <w:r>
         <w:t>Single squib ignition failure in a dual-stage inflator — under-inflation of bag.</w:t>
@@ -8967,12 +9574,13 @@
     <w:p>
       <w:pPr>
         <w:pStyle w:val="Heading2"/>
+        <w:jc w:val="both"/>
       </w:pPr>
-      <w:bookmarkStart w:id="20" w:name="_Toc231982887"/>
+      <w:bookmarkStart w:id="29" w:name="_Toc232165963"/>
       <w:r>
         <w:t>8.4  Hazard Category H4: Loss of Diagnostic Capability / Warning</w:t>
       </w:r>
-      <w:bookmarkEnd w:id="20"/>
+      <w:bookmarkEnd w:id="29"/>
     </w:p>
     <w:p>
       <w:pPr>
@@ -8982,6 +9590,7 @@
           <w:numId w:val="2"/>
         </w:numPr>
         <w:spacing w:before="40" w:after="40"/>
+        <w:jc w:val="both"/>
       </w:pPr>
       <w:r>
         <w:t>Permanent silence of DWI lamp despite system fault — occupant unaware of reduced protection.</w:t>
@@ -8995,6 +9604,7 @@
           <w:numId w:val="2"/>
         </w:numPr>
         <w:spacing w:before="40" w:after="40"/>
+        <w:jc w:val="both"/>
       </w:pPr>
       <w:r>
         <w:t>Loss of CAN broadcast after crash — fuel pump not cut, emergency call not triggered.</w:t>
@@ -9009,12 +9619,12 @@
       <w:pPr>
         <w:pStyle w:val="Heading1"/>
       </w:pPr>
-      <w:bookmarkStart w:id="21" w:name="_Toc231982888"/>
+      <w:bookmarkStart w:id="30" w:name="_Toc232165964"/>
       <w:r>
         <w:lastRenderedPageBreak/>
         <w:t>9  HARA Results — Hazardous Events and ASIL / SIL Assignment</w:t>
       </w:r>
-      <w:bookmarkEnd w:id="21"/>
+      <w:bookmarkEnd w:id="30"/>
     </w:p>
     <w:p>
       <w:pPr>
@@ -9026,23 +9636,34 @@
     </w:p>
     <w:p>
       <w:pPr>
-        <w:spacing w:before="60" w:after="60"/>
+        <w:pStyle w:val="Caption"/>
+        <w:keepNext/>
       </w:pPr>
-    </w:p>
-    <w:p>
-      <w:pPr>
-        <w:spacing w:before="160" w:after="80"/>
-      </w:pPr>
+      <w:bookmarkStart w:id="31" w:name="_Toc232165759"/>
+      <w:r>
+        <w:t xml:space="preserve">Table </w:t>
+      </w:r>
+      <w:fldSimple w:instr=" SEQ Table \* ARABIC ">
+        <w:r>
+          <w:rPr>
+            <w:noProof/>
+          </w:rPr>
+          <w:t>9</w:t>
+        </w:r>
+      </w:fldSimple>
       <w:r>
         <w:rPr>
-          <w:b/>
-          <w:bCs/>
-          <w:color w:val="1F3864"/>
-          <w:sz w:val="18"/>
-          <w:szCs w:val="18"/>
+          <w:lang w:val="en-GB"/>
         </w:rPr>
-        <w:t>Table 8: Hazardous Events and ASIL/SIL Assignment</w:t>
+        <w:t>:</w:t>
       </w:r>
+      <w:r>
+        <w:rPr>
+          <w:lang w:val="en-GB"/>
+        </w:rPr>
+        <w:t>Hazardous Events and ASIL/SIL Assignment</w:t>
+      </w:r>
+      <w:bookmarkEnd w:id="31"/>
     </w:p>
     <w:tbl>
       <w:tblPr>
@@ -13065,12 +13686,12 @@
       <w:pPr>
         <w:pStyle w:val="Heading1"/>
       </w:pPr>
-      <w:bookmarkStart w:id="22" w:name="_Toc231982889"/>
+      <w:bookmarkStart w:id="32" w:name="_Toc232165965"/>
       <w:r>
         <w:lastRenderedPageBreak/>
         <w:t>10  Safety Goals</w:t>
       </w:r>
-      <w:bookmarkEnd w:id="22"/>
+      <w:bookmarkEnd w:id="32"/>
     </w:p>
     <w:p>
       <w:pPr>
@@ -13090,11 +13711,11 @@
       <w:pPr>
         <w:pStyle w:val="Heading2"/>
       </w:pPr>
-      <w:bookmarkStart w:id="23" w:name="_Toc231982890"/>
+      <w:bookmarkStart w:id="33" w:name="_Toc232165966"/>
       <w:r>
         <w:t>10.1  Worked Example: Unintended Airbag Deployment During Normal Driving</w:t>
       </w:r>
-      <w:bookmarkEnd w:id="23"/>
+      <w:bookmarkEnd w:id="33"/>
     </w:p>
     <w:tbl>
       <w:tblPr>
@@ -13547,11 +14168,11 @@
       <w:pPr>
         <w:pStyle w:val="Heading2"/>
       </w:pPr>
-      <w:bookmarkStart w:id="24" w:name="_Toc231982891"/>
+      <w:bookmarkStart w:id="34" w:name="_Toc232165967"/>
       <w:r>
         <w:t>10.2  Worked Example: Airbag Deploys with Baby Seat / Child Seat Installed</w:t>
       </w:r>
-      <w:bookmarkEnd w:id="24"/>
+      <w:bookmarkEnd w:id="34"/>
     </w:p>
     <w:tbl>
       <w:tblPr>
@@ -14002,28 +14623,67 @@
     </w:p>
     <w:p>
       <w:pPr>
-        <w:pStyle w:val="Heading2"/>
+        <w:spacing w:before="60" w:after="60"/>
       </w:pPr>
-      <w:bookmarkStart w:id="25" w:name="_Toc231982892"/>
-      <w:r>
-        <w:t>10.3  Summary of Safety Goals</w:t>
-      </w:r>
-      <w:bookmarkEnd w:id="25"/>
     </w:p>
     <w:p>
       <w:pPr>
-        <w:spacing w:before="160" w:after="80"/>
+        <w:spacing w:before="60" w:after="60"/>
       </w:pPr>
+    </w:p>
+    <w:p>
+      <w:pPr>
+        <w:spacing w:before="60" w:after="60"/>
+      </w:pPr>
+    </w:p>
+    <w:p>
+      <w:pPr>
+        <w:spacing w:before="60" w:after="60"/>
+      </w:pPr>
+    </w:p>
+    <w:p>
+      <w:pPr>
+        <w:pStyle w:val="Heading2"/>
+      </w:pPr>
+      <w:bookmarkStart w:id="35" w:name="_Toc232165760"/>
+      <w:bookmarkStart w:id="36" w:name="_Toc232165968"/>
+      <w:r>
+        <w:lastRenderedPageBreak/>
+        <w:t xml:space="preserve">10.3  Summary of Safety </w:t>
+      </w:r>
+      <w:proofErr w:type="spellStart"/>
+      <w:r>
+        <w:t>Goals</w:t>
+      </w:r>
+      <w:r>
+        <w:t>Table</w:t>
+      </w:r>
+      <w:proofErr w:type="spellEnd"/>
+      <w:r>
+        <w:t xml:space="preserve"> </w:t>
+      </w:r>
+      <w:fldSimple w:instr=" SEQ Table \* ARABIC ">
+        <w:r>
+          <w:rPr>
+            <w:noProof/>
+          </w:rPr>
+          <w:t>10</w:t>
+        </w:r>
+      </w:fldSimple>
       <w:r>
         <w:rPr>
-          <w:b/>
-          <w:bCs/>
-          <w:color w:val="1F3864"/>
-          <w:sz w:val="18"/>
-          <w:szCs w:val="18"/>
+          <w:lang w:val="en-GB"/>
         </w:rPr>
-        <w:t>Table 9: Safety Goals Summary</w:t>
+        <w:t>:</w:t>
       </w:r>
+      <w:r>
+        <w:rPr>
+          <w:lang w:val="en-GB"/>
+        </w:rPr>
+        <w:t>Safety Goals Summary</w:t>
+      </w:r>
+      <w:bookmarkEnd w:id="35"/>
+      <w:bookmarkEnd w:id="36"/>
     </w:p>
     <w:tbl>
       <w:tblPr>
@@ -14076,7 +14736,6 @@
                 <w:sz w:val="17"/>
                 <w:szCs w:val="17"/>
               </w:rPr>
-              <w:lastRenderedPageBreak/>
               <w:t>Safety Goal ID</w:t>
             </w:r>
           </w:p>
@@ -15354,12 +16013,12 @@
       <w:pPr>
         <w:pStyle w:val="Heading1"/>
       </w:pPr>
-      <w:bookmarkStart w:id="26" w:name="_Toc231982893"/>
+      <w:bookmarkStart w:id="37" w:name="_Toc232165969"/>
       <w:r>
         <w:lastRenderedPageBreak/>
         <w:t>11  Safe States Definition</w:t>
       </w:r>
-      <w:bookmarkEnd w:id="26"/>
+      <w:bookmarkEnd w:id="37"/>
     </w:p>
     <w:p>
       <w:pPr>
@@ -15371,23 +16030,34 @@
     </w:p>
     <w:p>
       <w:pPr>
-        <w:spacing w:before="60" w:after="60"/>
+        <w:pStyle w:val="Caption"/>
+        <w:keepNext/>
       </w:pPr>
-    </w:p>
-    <w:p>
-      <w:pPr>
-        <w:spacing w:before="160" w:after="80"/>
-      </w:pPr>
+      <w:bookmarkStart w:id="38" w:name="_Toc232165761"/>
+      <w:r>
+        <w:t xml:space="preserve">Table </w:t>
+      </w:r>
+      <w:fldSimple w:instr=" SEQ Table \* ARABIC ">
+        <w:r>
+          <w:rPr>
+            <w:noProof/>
+          </w:rPr>
+          <w:t>11</w:t>
+        </w:r>
+      </w:fldSimple>
       <w:r>
         <w:rPr>
-          <w:b/>
-          <w:bCs/>
-          <w:color w:val="1F3864"/>
-          <w:sz w:val="18"/>
-          <w:szCs w:val="18"/>
+          <w:lang w:val="en-GB"/>
         </w:rPr>
-        <w:t>Table 10: Safe States</w:t>
+        <w:t>:</w:t>
       </w:r>
+      <w:r>
+        <w:rPr>
+          <w:lang w:val="en-GB"/>
+        </w:rPr>
+        <w:t>Safe States</w:t>
+      </w:r>
+      <w:bookmarkEnd w:id="38"/>
     </w:p>
     <w:tbl>
       <w:tblPr>
@@ -16104,107 +16774,1125 @@
       <w:pPr>
         <w:pStyle w:val="Heading1"/>
       </w:pPr>
-      <w:bookmarkStart w:id="27" w:name="_Toc231982894"/>
+      <w:bookmarkStart w:id="39" w:name="_Toc232165970"/>
       <w:r>
         <w:t>12  Figure and Table Listing</w:t>
       </w:r>
-      <w:bookmarkEnd w:id="27"/>
+      <w:bookmarkEnd w:id="39"/>
+    </w:p>
+    <w:p>
+      <w:pPr>
+        <w:pStyle w:val="TableofFigures"/>
+        <w:tabs>
+          <w:tab w:val="right" w:leader="dot" w:pos="10070"/>
+        </w:tabs>
+        <w:rPr>
+          <w:rFonts w:eastAsiaTheme="minorEastAsia" w:cstheme="minorBidi"/>
+          <w:smallCaps w:val="0"/>
+          <w:noProof/>
+          <w:kern w:val="2"/>
+          <w:sz w:val="24"/>
+          <w:szCs w:val="24"/>
+          <w:lang w:val="de-DE" w:eastAsia="de-DE"/>
+          <w14:ligatures w14:val="standardContextual"/>
+        </w:rPr>
+      </w:pPr>
+      <w:r>
+        <w:fldChar w:fldCharType="begin"/>
+      </w:r>
+      <w:r>
+        <w:instrText xml:space="preserve"> TOC \h \z \c "Table" </w:instrText>
+      </w:r>
+      <w:r>
+        <w:fldChar w:fldCharType="separate"/>
+      </w:r>
+      <w:hyperlink w:anchor="_Toc232165751" w:history="1">
+        <w:r>
+          <w:rPr>
+            <w:rStyle w:val="Hyperlink"/>
+            <w:noProof/>
+          </w:rPr>
+          <w:t>Table 1</w:t>
+        </w:r>
+        <w:r>
+          <w:rPr>
+            <w:rStyle w:val="Hyperlink"/>
+            <w:noProof/>
+            <w:lang w:val="en-GB"/>
+          </w:rPr>
+          <w:t>:Meetings within the Project</w:t>
+        </w:r>
+        <w:r>
+          <w:rPr>
+            <w:noProof/>
+            <w:webHidden/>
+          </w:rPr>
+          <w:tab/>
+        </w:r>
+        <w:r>
+          <w:rPr>
+            <w:noProof/>
+            <w:webHidden/>
+          </w:rPr>
+          <w:fldChar w:fldCharType="begin"/>
+        </w:r>
+        <w:r>
+          <w:rPr>
+            <w:noProof/>
+            <w:webHidden/>
+          </w:rPr>
+          <w:instrText xml:space="preserve"> PAGEREF _Toc232165751 \h </w:instrText>
+        </w:r>
+        <w:r>
+          <w:rPr>
+            <w:noProof/>
+            <w:webHidden/>
+          </w:rPr>
+        </w:r>
+        <w:r>
+          <w:rPr>
+            <w:noProof/>
+            <w:webHidden/>
+          </w:rPr>
+          <w:fldChar w:fldCharType="separate"/>
+        </w:r>
+        <w:r>
+          <w:rPr>
+            <w:noProof/>
+            <w:webHidden/>
+          </w:rPr>
+          <w:t>3</w:t>
+        </w:r>
+        <w:r>
+          <w:rPr>
+            <w:noProof/>
+            <w:webHidden/>
+          </w:rPr>
+          <w:fldChar w:fldCharType="end"/>
+        </w:r>
+      </w:hyperlink>
+    </w:p>
+    <w:p>
+      <w:pPr>
+        <w:pStyle w:val="TableofFigures"/>
+        <w:tabs>
+          <w:tab w:val="right" w:leader="dot" w:pos="10070"/>
+        </w:tabs>
+        <w:rPr>
+          <w:rFonts w:eastAsiaTheme="minorEastAsia" w:cstheme="minorBidi"/>
+          <w:smallCaps w:val="0"/>
+          <w:noProof/>
+          <w:kern w:val="2"/>
+          <w:sz w:val="24"/>
+          <w:szCs w:val="24"/>
+          <w:lang w:val="de-DE" w:eastAsia="de-DE"/>
+          <w14:ligatures w14:val="standardContextual"/>
+        </w:rPr>
+      </w:pPr>
+      <w:hyperlink w:anchor="_Toc232165752" w:history="1">
+        <w:r>
+          <w:rPr>
+            <w:rStyle w:val="Hyperlink"/>
+            <w:noProof/>
+          </w:rPr>
+          <w:t>Table 2</w:t>
+        </w:r>
+        <w:r>
+          <w:rPr>
+            <w:rStyle w:val="Hyperlink"/>
+            <w:noProof/>
+            <w:lang w:val="en-GB"/>
+          </w:rPr>
+          <w:t>:Unresolved Topics</w:t>
+        </w:r>
+        <w:r>
+          <w:rPr>
+            <w:noProof/>
+            <w:webHidden/>
+          </w:rPr>
+          <w:tab/>
+        </w:r>
+        <w:r>
+          <w:rPr>
+            <w:noProof/>
+            <w:webHidden/>
+          </w:rPr>
+          <w:fldChar w:fldCharType="begin"/>
+        </w:r>
+        <w:r>
+          <w:rPr>
+            <w:noProof/>
+            <w:webHidden/>
+          </w:rPr>
+          <w:instrText xml:space="preserve"> PAGEREF _Toc232165752 \h </w:instrText>
+        </w:r>
+        <w:r>
+          <w:rPr>
+            <w:noProof/>
+            <w:webHidden/>
+          </w:rPr>
+        </w:r>
+        <w:r>
+          <w:rPr>
+            <w:noProof/>
+            <w:webHidden/>
+          </w:rPr>
+          <w:fldChar w:fldCharType="separate"/>
+        </w:r>
+        <w:r>
+          <w:rPr>
+            <w:noProof/>
+            <w:webHidden/>
+          </w:rPr>
+          <w:t>3</w:t>
+        </w:r>
+        <w:r>
+          <w:rPr>
+            <w:noProof/>
+            <w:webHidden/>
+          </w:rPr>
+          <w:fldChar w:fldCharType="end"/>
+        </w:r>
+      </w:hyperlink>
+    </w:p>
+    <w:p>
+      <w:pPr>
+        <w:pStyle w:val="TableofFigures"/>
+        <w:tabs>
+          <w:tab w:val="right" w:leader="dot" w:pos="10070"/>
+        </w:tabs>
+        <w:rPr>
+          <w:rFonts w:eastAsiaTheme="minorEastAsia" w:cstheme="minorBidi"/>
+          <w:smallCaps w:val="0"/>
+          <w:noProof/>
+          <w:kern w:val="2"/>
+          <w:sz w:val="24"/>
+          <w:szCs w:val="24"/>
+          <w:lang w:val="de-DE" w:eastAsia="de-DE"/>
+          <w14:ligatures w14:val="standardContextual"/>
+        </w:rPr>
+      </w:pPr>
+      <w:hyperlink w:anchor="_Toc232165753" w:history="1">
+        <w:r>
+          <w:rPr>
+            <w:rStyle w:val="Hyperlink"/>
+            <w:noProof/>
+          </w:rPr>
+          <w:t>Table 3</w:t>
+        </w:r>
+        <w:r>
+          <w:rPr>
+            <w:rStyle w:val="Hyperlink"/>
+            <w:noProof/>
+            <w:lang w:val="en-GB"/>
+          </w:rPr>
+          <w:t>:Glossary</w:t>
+        </w:r>
+        <w:r>
+          <w:rPr>
+            <w:noProof/>
+            <w:webHidden/>
+          </w:rPr>
+          <w:tab/>
+        </w:r>
+        <w:r>
+          <w:rPr>
+            <w:noProof/>
+            <w:webHidden/>
+          </w:rPr>
+          <w:fldChar w:fldCharType="begin"/>
+        </w:r>
+        <w:r>
+          <w:rPr>
+            <w:noProof/>
+            <w:webHidden/>
+          </w:rPr>
+          <w:instrText xml:space="preserve"> PAGEREF _Toc232165753 \h </w:instrText>
+        </w:r>
+        <w:r>
+          <w:rPr>
+            <w:noProof/>
+            <w:webHidden/>
+          </w:rPr>
+        </w:r>
+        <w:r>
+          <w:rPr>
+            <w:noProof/>
+            <w:webHidden/>
+          </w:rPr>
+          <w:fldChar w:fldCharType="separate"/>
+        </w:r>
+        <w:r>
+          <w:rPr>
+            <w:noProof/>
+            <w:webHidden/>
+          </w:rPr>
+          <w:t>3</w:t>
+        </w:r>
+        <w:r>
+          <w:rPr>
+            <w:noProof/>
+            <w:webHidden/>
+          </w:rPr>
+          <w:fldChar w:fldCharType="end"/>
+        </w:r>
+      </w:hyperlink>
+    </w:p>
+    <w:p>
+      <w:pPr>
+        <w:pStyle w:val="TableofFigures"/>
+        <w:tabs>
+          <w:tab w:val="right" w:leader="dot" w:pos="10070"/>
+        </w:tabs>
+        <w:rPr>
+          <w:rFonts w:eastAsiaTheme="minorEastAsia" w:cstheme="minorBidi"/>
+          <w:smallCaps w:val="0"/>
+          <w:noProof/>
+          <w:kern w:val="2"/>
+          <w:sz w:val="24"/>
+          <w:szCs w:val="24"/>
+          <w:lang w:val="de-DE" w:eastAsia="de-DE"/>
+          <w14:ligatures w14:val="standardContextual"/>
+        </w:rPr>
+      </w:pPr>
+      <w:hyperlink w:anchor="_Toc232165754" w:history="1">
+        <w:r>
+          <w:rPr>
+            <w:rStyle w:val="Hyperlink"/>
+            <w:noProof/>
+          </w:rPr>
+          <w:t>Table 4</w:t>
+        </w:r>
+        <w:r>
+          <w:rPr>
+            <w:rStyle w:val="Hyperlink"/>
+            <w:noProof/>
+            <w:lang w:val="en-GB"/>
+          </w:rPr>
+          <w:t>:Use Cases</w:t>
+        </w:r>
+        <w:r>
+          <w:rPr>
+            <w:noProof/>
+            <w:webHidden/>
+          </w:rPr>
+          <w:tab/>
+        </w:r>
+        <w:r>
+          <w:rPr>
+            <w:noProof/>
+            <w:webHidden/>
+          </w:rPr>
+          <w:fldChar w:fldCharType="begin"/>
+        </w:r>
+        <w:r>
+          <w:rPr>
+            <w:noProof/>
+            <w:webHidden/>
+          </w:rPr>
+          <w:instrText xml:space="preserve"> PAGEREF _Toc232165754 \h </w:instrText>
+        </w:r>
+        <w:r>
+          <w:rPr>
+            <w:noProof/>
+            <w:webHidden/>
+          </w:rPr>
+        </w:r>
+        <w:r>
+          <w:rPr>
+            <w:noProof/>
+            <w:webHidden/>
+          </w:rPr>
+          <w:fldChar w:fldCharType="separate"/>
+        </w:r>
+        <w:r>
+          <w:rPr>
+            <w:noProof/>
+            <w:webHidden/>
+          </w:rPr>
+          <w:t>6</w:t>
+        </w:r>
+        <w:r>
+          <w:rPr>
+            <w:noProof/>
+            <w:webHidden/>
+          </w:rPr>
+          <w:fldChar w:fldCharType="end"/>
+        </w:r>
+      </w:hyperlink>
+    </w:p>
+    <w:p>
+      <w:pPr>
+        <w:pStyle w:val="TableofFigures"/>
+        <w:tabs>
+          <w:tab w:val="right" w:leader="dot" w:pos="10070"/>
+        </w:tabs>
+        <w:rPr>
+          <w:rFonts w:eastAsiaTheme="minorEastAsia" w:cstheme="minorBidi"/>
+          <w:smallCaps w:val="0"/>
+          <w:noProof/>
+          <w:kern w:val="2"/>
+          <w:sz w:val="24"/>
+          <w:szCs w:val="24"/>
+          <w:lang w:val="de-DE" w:eastAsia="de-DE"/>
+          <w14:ligatures w14:val="standardContextual"/>
+        </w:rPr>
+      </w:pPr>
+      <w:hyperlink w:anchor="_Toc232165755" w:history="1">
+        <w:r>
+          <w:rPr>
+            <w:rStyle w:val="Hyperlink"/>
+            <w:noProof/>
+          </w:rPr>
+          <w:t>Table 5</w:t>
+        </w:r>
+        <w:r>
+          <w:rPr>
+            <w:rStyle w:val="Hyperlink"/>
+            <w:noProof/>
+            <w:lang w:val="en-GB"/>
+          </w:rPr>
+          <w:t>:Severity</w:t>
+        </w:r>
+        <w:r>
+          <w:rPr>
+            <w:noProof/>
+            <w:webHidden/>
+          </w:rPr>
+          <w:tab/>
+        </w:r>
+        <w:r>
+          <w:rPr>
+            <w:noProof/>
+            <w:webHidden/>
+          </w:rPr>
+          <w:fldChar w:fldCharType="begin"/>
+        </w:r>
+        <w:r>
+          <w:rPr>
+            <w:noProof/>
+            <w:webHidden/>
+          </w:rPr>
+          <w:instrText xml:space="preserve"> PAGEREF _Toc232165755 \h </w:instrText>
+        </w:r>
+        <w:r>
+          <w:rPr>
+            <w:noProof/>
+            <w:webHidden/>
+          </w:rPr>
+        </w:r>
+        <w:r>
+          <w:rPr>
+            <w:noProof/>
+            <w:webHidden/>
+          </w:rPr>
+          <w:fldChar w:fldCharType="separate"/>
+        </w:r>
+        <w:r>
+          <w:rPr>
+            <w:noProof/>
+            <w:webHidden/>
+          </w:rPr>
+          <w:t>7</w:t>
+        </w:r>
+        <w:r>
+          <w:rPr>
+            <w:noProof/>
+            <w:webHidden/>
+          </w:rPr>
+          <w:fldChar w:fldCharType="end"/>
+        </w:r>
+      </w:hyperlink>
+    </w:p>
+    <w:p>
+      <w:pPr>
+        <w:pStyle w:val="TableofFigures"/>
+        <w:tabs>
+          <w:tab w:val="right" w:leader="dot" w:pos="10070"/>
+        </w:tabs>
+        <w:rPr>
+          <w:rFonts w:eastAsiaTheme="minorEastAsia" w:cstheme="minorBidi"/>
+          <w:smallCaps w:val="0"/>
+          <w:noProof/>
+          <w:kern w:val="2"/>
+          <w:sz w:val="24"/>
+          <w:szCs w:val="24"/>
+          <w:lang w:val="de-DE" w:eastAsia="de-DE"/>
+          <w14:ligatures w14:val="standardContextual"/>
+        </w:rPr>
+      </w:pPr>
+      <w:hyperlink w:anchor="_Toc232165756" w:history="1">
+        <w:r>
+          <w:rPr>
+            <w:rStyle w:val="Hyperlink"/>
+            <w:noProof/>
+          </w:rPr>
+          <w:t>Table 6</w:t>
+        </w:r>
+        <w:r>
+          <w:rPr>
+            <w:rStyle w:val="Hyperlink"/>
+            <w:noProof/>
+            <w:lang w:val="en-GB"/>
+          </w:rPr>
+          <w:t>:Exposure Levels</w:t>
+        </w:r>
+        <w:r>
+          <w:rPr>
+            <w:noProof/>
+            <w:webHidden/>
+          </w:rPr>
+          <w:tab/>
+        </w:r>
+        <w:r>
+          <w:rPr>
+            <w:noProof/>
+            <w:webHidden/>
+          </w:rPr>
+          <w:fldChar w:fldCharType="begin"/>
+        </w:r>
+        <w:r>
+          <w:rPr>
+            <w:noProof/>
+            <w:webHidden/>
+          </w:rPr>
+          <w:instrText xml:space="preserve"> PAGEREF _Toc232165756 \h </w:instrText>
+        </w:r>
+        <w:r>
+          <w:rPr>
+            <w:noProof/>
+            <w:webHidden/>
+          </w:rPr>
+        </w:r>
+        <w:r>
+          <w:rPr>
+            <w:noProof/>
+            <w:webHidden/>
+          </w:rPr>
+          <w:fldChar w:fldCharType="separate"/>
+        </w:r>
+        <w:r>
+          <w:rPr>
+            <w:noProof/>
+            <w:webHidden/>
+          </w:rPr>
+          <w:t>7</w:t>
+        </w:r>
+        <w:r>
+          <w:rPr>
+            <w:noProof/>
+            <w:webHidden/>
+          </w:rPr>
+          <w:fldChar w:fldCharType="end"/>
+        </w:r>
+      </w:hyperlink>
+    </w:p>
+    <w:p>
+      <w:pPr>
+        <w:pStyle w:val="TableofFigures"/>
+        <w:tabs>
+          <w:tab w:val="right" w:leader="dot" w:pos="10070"/>
+        </w:tabs>
+        <w:rPr>
+          <w:rFonts w:eastAsiaTheme="minorEastAsia" w:cstheme="minorBidi"/>
+          <w:smallCaps w:val="0"/>
+          <w:noProof/>
+          <w:kern w:val="2"/>
+          <w:sz w:val="24"/>
+          <w:szCs w:val="24"/>
+          <w:lang w:val="de-DE" w:eastAsia="de-DE"/>
+          <w14:ligatures w14:val="standardContextual"/>
+        </w:rPr>
+      </w:pPr>
+      <w:hyperlink w:anchor="_Toc232165757" w:history="1">
+        <w:r>
+          <w:rPr>
+            <w:rStyle w:val="Hyperlink"/>
+            <w:noProof/>
+          </w:rPr>
+          <w:t>Table 7</w:t>
+        </w:r>
+        <w:r>
+          <w:rPr>
+            <w:rStyle w:val="Hyperlink"/>
+            <w:noProof/>
+            <w:lang w:val="en-GB"/>
+          </w:rPr>
+          <w:t>:Controllability Levels</w:t>
+        </w:r>
+        <w:r>
+          <w:rPr>
+            <w:noProof/>
+            <w:webHidden/>
+          </w:rPr>
+          <w:tab/>
+        </w:r>
+        <w:r>
+          <w:rPr>
+            <w:noProof/>
+            <w:webHidden/>
+          </w:rPr>
+          <w:fldChar w:fldCharType="begin"/>
+        </w:r>
+        <w:r>
+          <w:rPr>
+            <w:noProof/>
+            <w:webHidden/>
+          </w:rPr>
+          <w:instrText xml:space="preserve"> PAGEREF _Toc232165757 \h </w:instrText>
+        </w:r>
+        <w:r>
+          <w:rPr>
+            <w:noProof/>
+            <w:webHidden/>
+          </w:rPr>
+        </w:r>
+        <w:r>
+          <w:rPr>
+            <w:noProof/>
+            <w:webHidden/>
+          </w:rPr>
+          <w:fldChar w:fldCharType="separate"/>
+        </w:r>
+        <w:r>
+          <w:rPr>
+            <w:noProof/>
+            <w:webHidden/>
+          </w:rPr>
+          <w:t>7</w:t>
+        </w:r>
+        <w:r>
+          <w:rPr>
+            <w:noProof/>
+            <w:webHidden/>
+          </w:rPr>
+          <w:fldChar w:fldCharType="end"/>
+        </w:r>
+      </w:hyperlink>
+    </w:p>
+    <w:p>
+      <w:pPr>
+        <w:pStyle w:val="TableofFigures"/>
+        <w:tabs>
+          <w:tab w:val="right" w:leader="dot" w:pos="10070"/>
+        </w:tabs>
+        <w:rPr>
+          <w:rFonts w:eastAsiaTheme="minorEastAsia" w:cstheme="minorBidi"/>
+          <w:smallCaps w:val="0"/>
+          <w:noProof/>
+          <w:kern w:val="2"/>
+          <w:sz w:val="24"/>
+          <w:szCs w:val="24"/>
+          <w:lang w:val="de-DE" w:eastAsia="de-DE"/>
+          <w14:ligatures w14:val="standardContextual"/>
+        </w:rPr>
+      </w:pPr>
+      <w:hyperlink w:anchor="_Toc232165758" w:history="1">
+        <w:r>
+          <w:rPr>
+            <w:rStyle w:val="Hyperlink"/>
+            <w:noProof/>
+          </w:rPr>
+          <w:t>Table 8</w:t>
+        </w:r>
+        <w:r>
+          <w:rPr>
+            <w:rStyle w:val="Hyperlink"/>
+            <w:noProof/>
+            <w:lang w:val="en-GB"/>
+          </w:rPr>
+          <w:t>:ASIL–SIL Equivalence</w:t>
+        </w:r>
+        <w:r>
+          <w:rPr>
+            <w:noProof/>
+            <w:webHidden/>
+          </w:rPr>
+          <w:tab/>
+        </w:r>
+        <w:r>
+          <w:rPr>
+            <w:noProof/>
+            <w:webHidden/>
+          </w:rPr>
+          <w:fldChar w:fldCharType="begin"/>
+        </w:r>
+        <w:r>
+          <w:rPr>
+            <w:noProof/>
+            <w:webHidden/>
+          </w:rPr>
+          <w:instrText xml:space="preserve"> PAGEREF _Toc232165758 \h </w:instrText>
+        </w:r>
+        <w:r>
+          <w:rPr>
+            <w:noProof/>
+            <w:webHidden/>
+          </w:rPr>
+        </w:r>
+        <w:r>
+          <w:rPr>
+            <w:noProof/>
+            <w:webHidden/>
+          </w:rPr>
+          <w:fldChar w:fldCharType="separate"/>
+        </w:r>
+        <w:r>
+          <w:rPr>
+            <w:noProof/>
+            <w:webHidden/>
+          </w:rPr>
+          <w:t>8</w:t>
+        </w:r>
+        <w:r>
+          <w:rPr>
+            <w:noProof/>
+            <w:webHidden/>
+          </w:rPr>
+          <w:fldChar w:fldCharType="end"/>
+        </w:r>
+      </w:hyperlink>
+    </w:p>
+    <w:p>
+      <w:pPr>
+        <w:pStyle w:val="TableofFigures"/>
+        <w:tabs>
+          <w:tab w:val="right" w:leader="dot" w:pos="10070"/>
+        </w:tabs>
+        <w:rPr>
+          <w:rFonts w:eastAsiaTheme="minorEastAsia" w:cstheme="minorBidi"/>
+          <w:smallCaps w:val="0"/>
+          <w:noProof/>
+          <w:kern w:val="2"/>
+          <w:sz w:val="24"/>
+          <w:szCs w:val="24"/>
+          <w:lang w:val="de-DE" w:eastAsia="de-DE"/>
+          <w14:ligatures w14:val="standardContextual"/>
+        </w:rPr>
+      </w:pPr>
+      <w:hyperlink w:anchor="_Toc232165759" w:history="1">
+        <w:r>
+          <w:rPr>
+            <w:rStyle w:val="Hyperlink"/>
+            <w:noProof/>
+          </w:rPr>
+          <w:t>Table 9</w:t>
+        </w:r>
+        <w:r>
+          <w:rPr>
+            <w:rStyle w:val="Hyperlink"/>
+            <w:noProof/>
+            <w:lang w:val="en-GB"/>
+          </w:rPr>
+          <w:t>:Hazardous Events and ASIL/SIL Assignment</w:t>
+        </w:r>
+        <w:r>
+          <w:rPr>
+            <w:noProof/>
+            <w:webHidden/>
+          </w:rPr>
+          <w:tab/>
+        </w:r>
+        <w:r>
+          <w:rPr>
+            <w:noProof/>
+            <w:webHidden/>
+          </w:rPr>
+          <w:fldChar w:fldCharType="begin"/>
+        </w:r>
+        <w:r>
+          <w:rPr>
+            <w:noProof/>
+            <w:webHidden/>
+          </w:rPr>
+          <w:instrText xml:space="preserve"> PAGEREF _Toc232165759 \h </w:instrText>
+        </w:r>
+        <w:r>
+          <w:rPr>
+            <w:noProof/>
+            <w:webHidden/>
+          </w:rPr>
+        </w:r>
+        <w:r>
+          <w:rPr>
+            <w:noProof/>
+            <w:webHidden/>
+          </w:rPr>
+          <w:fldChar w:fldCharType="separate"/>
+        </w:r>
+        <w:r>
+          <w:rPr>
+            <w:noProof/>
+            <w:webHidden/>
+          </w:rPr>
+          <w:t>10</w:t>
+        </w:r>
+        <w:r>
+          <w:rPr>
+            <w:noProof/>
+            <w:webHidden/>
+          </w:rPr>
+          <w:fldChar w:fldCharType="end"/>
+        </w:r>
+      </w:hyperlink>
+    </w:p>
+    <w:p>
+      <w:pPr>
+        <w:pStyle w:val="TableofFigures"/>
+        <w:tabs>
+          <w:tab w:val="right" w:leader="dot" w:pos="10070"/>
+        </w:tabs>
+        <w:rPr>
+          <w:rFonts w:eastAsiaTheme="minorEastAsia" w:cstheme="minorBidi"/>
+          <w:smallCaps w:val="0"/>
+          <w:noProof/>
+          <w:kern w:val="2"/>
+          <w:sz w:val="24"/>
+          <w:szCs w:val="24"/>
+          <w:lang w:val="de-DE" w:eastAsia="de-DE"/>
+          <w14:ligatures w14:val="standardContextual"/>
+        </w:rPr>
+      </w:pPr>
+      <w:hyperlink w:anchor="_Toc232165760" w:history="1">
+        <w:r>
+          <w:rPr>
+            <w:rStyle w:val="Hyperlink"/>
+            <w:noProof/>
+          </w:rPr>
+          <w:t>10.3  Summary of Safety GoalsTable 10</w:t>
+        </w:r>
+        <w:r>
+          <w:rPr>
+            <w:rStyle w:val="Hyperlink"/>
+            <w:noProof/>
+            <w:lang w:val="en-GB"/>
+          </w:rPr>
+          <w:t>:Safety Goals Summary</w:t>
+        </w:r>
+        <w:r>
+          <w:rPr>
+            <w:noProof/>
+            <w:webHidden/>
+          </w:rPr>
+          <w:tab/>
+        </w:r>
+        <w:r>
+          <w:rPr>
+            <w:noProof/>
+            <w:webHidden/>
+          </w:rPr>
+          <w:fldChar w:fldCharType="begin"/>
+        </w:r>
+        <w:r>
+          <w:rPr>
+            <w:noProof/>
+            <w:webHidden/>
+          </w:rPr>
+          <w:instrText xml:space="preserve"> PAGEREF _Toc232165760 \h </w:instrText>
+        </w:r>
+        <w:r>
+          <w:rPr>
+            <w:noProof/>
+            <w:webHidden/>
+          </w:rPr>
+        </w:r>
+        <w:r>
+          <w:rPr>
+            <w:noProof/>
+            <w:webHidden/>
+          </w:rPr>
+          <w:fldChar w:fldCharType="separate"/>
+        </w:r>
+        <w:r>
+          <w:rPr>
+            <w:noProof/>
+            <w:webHidden/>
+          </w:rPr>
+          <w:t>13</w:t>
+        </w:r>
+        <w:r>
+          <w:rPr>
+            <w:noProof/>
+            <w:webHidden/>
+          </w:rPr>
+          <w:fldChar w:fldCharType="end"/>
+        </w:r>
+      </w:hyperlink>
+    </w:p>
+    <w:p>
+      <w:pPr>
+        <w:pStyle w:val="TableofFigures"/>
+        <w:tabs>
+          <w:tab w:val="right" w:leader="dot" w:pos="10070"/>
+        </w:tabs>
+        <w:rPr>
+          <w:rFonts w:eastAsiaTheme="minorEastAsia" w:cstheme="minorBidi"/>
+          <w:smallCaps w:val="0"/>
+          <w:noProof/>
+          <w:kern w:val="2"/>
+          <w:sz w:val="24"/>
+          <w:szCs w:val="24"/>
+          <w:lang w:val="de-DE" w:eastAsia="de-DE"/>
+          <w14:ligatures w14:val="standardContextual"/>
+        </w:rPr>
+      </w:pPr>
+      <w:hyperlink w:anchor="_Toc232165761" w:history="1">
+        <w:r>
+          <w:rPr>
+            <w:rStyle w:val="Hyperlink"/>
+            <w:noProof/>
+          </w:rPr>
+          <w:t>Table 11</w:t>
+        </w:r>
+        <w:r>
+          <w:rPr>
+            <w:rStyle w:val="Hyperlink"/>
+            <w:noProof/>
+            <w:lang w:val="en-GB"/>
+          </w:rPr>
+          <w:t>:Safe States</w:t>
+        </w:r>
+        <w:r>
+          <w:rPr>
+            <w:noProof/>
+            <w:webHidden/>
+          </w:rPr>
+          <w:tab/>
+        </w:r>
+        <w:r>
+          <w:rPr>
+            <w:noProof/>
+            <w:webHidden/>
+          </w:rPr>
+          <w:fldChar w:fldCharType="begin"/>
+        </w:r>
+        <w:r>
+          <w:rPr>
+            <w:noProof/>
+            <w:webHidden/>
+          </w:rPr>
+          <w:instrText xml:space="preserve"> PAGEREF _Toc232165761 \h </w:instrText>
+        </w:r>
+        <w:r>
+          <w:rPr>
+            <w:noProof/>
+            <w:webHidden/>
+          </w:rPr>
+        </w:r>
+        <w:r>
+          <w:rPr>
+            <w:noProof/>
+            <w:webHidden/>
+          </w:rPr>
+          <w:fldChar w:fldCharType="separate"/>
+        </w:r>
+        <w:r>
+          <w:rPr>
+            <w:noProof/>
+            <w:webHidden/>
+          </w:rPr>
+          <w:t>14</w:t>
+        </w:r>
+        <w:r>
+          <w:rPr>
+            <w:noProof/>
+            <w:webHidden/>
+          </w:rPr>
+          <w:fldChar w:fldCharType="end"/>
+        </w:r>
+      </w:hyperlink>
+    </w:p>
+    <w:p>
+      <w:pPr>
+        <w:pStyle w:val="TableofFigures"/>
+        <w:tabs>
+          <w:tab w:val="right" w:leader="dot" w:pos="10070"/>
+        </w:tabs>
+        <w:rPr>
+          <w:rFonts w:eastAsiaTheme="minorEastAsia" w:cstheme="minorBidi"/>
+          <w:smallCaps w:val="0"/>
+          <w:noProof/>
+          <w:kern w:val="2"/>
+          <w:sz w:val="24"/>
+          <w:szCs w:val="24"/>
+          <w:lang w:val="de-DE" w:eastAsia="de-DE"/>
+          <w14:ligatures w14:val="standardContextual"/>
+        </w:rPr>
+      </w:pPr>
+      <w:hyperlink w:anchor="_Toc232165762" w:history="1">
+        <w:r>
+          <w:rPr>
+            <w:rStyle w:val="Hyperlink"/>
+            <w:noProof/>
+          </w:rPr>
+          <w:t>Table 12</w:t>
+        </w:r>
+        <w:r>
+          <w:rPr>
+            <w:rStyle w:val="Hyperlink"/>
+            <w:noProof/>
+            <w:lang w:val="en-GB"/>
+          </w:rPr>
+          <w:t>:Dependent Documents</w:t>
+        </w:r>
+        <w:r>
+          <w:rPr>
+            <w:noProof/>
+            <w:webHidden/>
+          </w:rPr>
+          <w:tab/>
+        </w:r>
+        <w:r>
+          <w:rPr>
+            <w:noProof/>
+            <w:webHidden/>
+          </w:rPr>
+          <w:fldChar w:fldCharType="begin"/>
+        </w:r>
+        <w:r>
+          <w:rPr>
+            <w:noProof/>
+            <w:webHidden/>
+          </w:rPr>
+          <w:instrText xml:space="preserve"> PAGEREF _Toc232165762 \h </w:instrText>
+        </w:r>
+        <w:r>
+          <w:rPr>
+            <w:noProof/>
+            <w:webHidden/>
+          </w:rPr>
+        </w:r>
+        <w:r>
+          <w:rPr>
+            <w:noProof/>
+            <w:webHidden/>
+          </w:rPr>
+          <w:fldChar w:fldCharType="separate"/>
+        </w:r>
+        <w:r>
+          <w:rPr>
+            <w:noProof/>
+            <w:webHidden/>
+          </w:rPr>
+          <w:t>15</w:t>
+        </w:r>
+        <w:r>
+          <w:rPr>
+            <w:noProof/>
+            <w:webHidden/>
+          </w:rPr>
+          <w:fldChar w:fldCharType="end"/>
+        </w:r>
+      </w:hyperlink>
+    </w:p>
+    <w:p>
+      <w:pPr>
+        <w:pStyle w:val="TableofFigures"/>
+        <w:tabs>
+          <w:tab w:val="right" w:leader="dot" w:pos="10070"/>
+        </w:tabs>
+        <w:rPr>
+          <w:rFonts w:eastAsiaTheme="minorEastAsia" w:cstheme="minorBidi"/>
+          <w:smallCaps w:val="0"/>
+          <w:noProof/>
+          <w:kern w:val="2"/>
+          <w:sz w:val="24"/>
+          <w:szCs w:val="24"/>
+          <w:lang w:val="de-DE" w:eastAsia="de-DE"/>
+          <w14:ligatures w14:val="standardContextual"/>
+        </w:rPr>
+      </w:pPr>
+      <w:hyperlink w:anchor="_Toc232165763" w:history="1">
+        <w:r>
+          <w:rPr>
+            <w:rStyle w:val="Hyperlink"/>
+            <w:noProof/>
+          </w:rPr>
+          <w:t>Table 13</w:t>
+        </w:r>
+        <w:r>
+          <w:rPr>
+            <w:rStyle w:val="Hyperlink"/>
+            <w:noProof/>
+            <w:lang w:val="en-GB"/>
+          </w:rPr>
+          <w:t>:Version History</w:t>
+        </w:r>
+        <w:r>
+          <w:rPr>
+            <w:noProof/>
+            <w:webHidden/>
+          </w:rPr>
+          <w:tab/>
+        </w:r>
+        <w:r>
+          <w:rPr>
+            <w:noProof/>
+            <w:webHidden/>
+          </w:rPr>
+          <w:fldChar w:fldCharType="begin"/>
+        </w:r>
+        <w:r>
+          <w:rPr>
+            <w:noProof/>
+            <w:webHidden/>
+          </w:rPr>
+          <w:instrText xml:space="preserve"> PAGEREF _Toc232165763 \h </w:instrText>
+        </w:r>
+        <w:r>
+          <w:rPr>
+            <w:noProof/>
+            <w:webHidden/>
+          </w:rPr>
+        </w:r>
+        <w:r>
+          <w:rPr>
+            <w:noProof/>
+            <w:webHidden/>
+          </w:rPr>
+          <w:fldChar w:fldCharType="separate"/>
+        </w:r>
+        <w:r>
+          <w:rPr>
+            <w:noProof/>
+            <w:webHidden/>
+          </w:rPr>
+          <w:t>15</w:t>
+        </w:r>
+        <w:r>
+          <w:rPr>
+            <w:noProof/>
+            <w:webHidden/>
+          </w:rPr>
+          <w:fldChar w:fldCharType="end"/>
+        </w:r>
+      </w:hyperlink>
     </w:p>
     <w:p>
       <w:pPr>
         <w:spacing w:before="60" w:after="60"/>
       </w:pPr>
       <w:r>
-        <w:t>Table 1: Meetings</w:t>
+        <w:rPr>
+          <w:rFonts w:asciiTheme="minorHAnsi" w:hAnsiTheme="minorHAnsi"/>
+        </w:rPr>
+        <w:fldChar w:fldCharType="end"/>
       </w:r>
     </w:p>
     <w:p>
       <w:pPr>
         <w:spacing w:before="60" w:after="60"/>
       </w:pPr>
-      <w:r>
-        <w:t>Table 2: Glossary</w:t>
-      </w:r>
     </w:p>
     <w:p>
       <w:pPr>
         <w:spacing w:before="60" w:after="60"/>
       </w:pPr>
-      <w:r>
-        <w:t>Table 3: Use Cases</w:t>
-      </w:r>
     </w:p>
     <w:p>
       <w:pPr>
         <w:spacing w:before="60" w:after="60"/>
       </w:pPr>
-      <w:r>
-        <w:t>Table 4: Severity Levels</w:t>
-      </w:r>
-    </w:p>
-    <w:p>
-      <w:pPr>
-        <w:spacing w:before="60" w:after="60"/>
-      </w:pPr>
-      <w:r>
-        <w:t>Table 5: Exposure Levels</w:t>
-      </w:r>
-    </w:p>
-    <w:p>
-      <w:pPr>
-        <w:spacing w:before="60" w:after="60"/>
-      </w:pPr>
-      <w:r>
-        <w:t>Table 6: Controllability Levels</w:t>
-      </w:r>
-    </w:p>
-    <w:p>
-      <w:pPr>
-        <w:spacing w:before="60" w:after="60"/>
-      </w:pPr>
-      <w:r>
-        <w:t>Table 7: ASIL–SIL Equivalence</w:t>
-      </w:r>
-    </w:p>
-    <w:p>
-      <w:pPr>
-        <w:spacing w:before="60" w:after="60"/>
-      </w:pPr>
-      <w:r>
-        <w:t>Table 8: Hazardous Events and ASIL/SIL Assignment</w:t>
-      </w:r>
-    </w:p>
-    <w:p>
-      <w:pPr>
-        <w:spacing w:before="60" w:after="60"/>
-      </w:pPr>
-      <w:r>
-        <w:t>Table 9: Safety Goals Summary</w:t>
-      </w:r>
-    </w:p>
-    <w:p>
-      <w:pPr>
-        <w:spacing w:before="60" w:after="60"/>
-      </w:pPr>
-      <w:r>
-        <w:t>Table 10: Safe States</w:t>
-      </w:r>
-    </w:p>
-    <w:p>
-      <w:pPr>
-        <w:spacing w:before="60" w:after="60"/>
-      </w:pPr>
-      <w:r>
-        <w:t>Table 11: Dependent Documents</w:t>
-      </w:r>
-    </w:p>
-    <w:p>
-      <w:pPr>
-        <w:spacing w:before="60" w:after="60"/>
-      </w:pPr>
-      <w:r>
-        <w:t>Table 12: Version History</w:t>
-      </w:r>
     </w:p>
     <w:p>
       <w:pPr>
@@ -16255,12 +17943,12 @@
       <w:pPr>
         <w:pStyle w:val="Heading1"/>
       </w:pPr>
-      <w:bookmarkStart w:id="28" w:name="_Toc231982895"/>
+      <w:bookmarkStart w:id="40" w:name="_Toc232165971"/>
       <w:r>
         <w:lastRenderedPageBreak/>
         <w:t>13  List of Dependent Documents</w:t>
       </w:r>
-      <w:bookmarkEnd w:id="28"/>
+      <w:bookmarkEnd w:id="40"/>
     </w:p>
     <w:p>
       <w:pPr>
@@ -16272,23 +17960,34 @@
     </w:p>
     <w:p>
       <w:pPr>
-        <w:spacing w:before="60" w:after="60"/>
+        <w:pStyle w:val="Caption"/>
+        <w:keepNext/>
       </w:pPr>
-    </w:p>
-    <w:p>
-      <w:pPr>
-        <w:spacing w:before="160" w:after="80"/>
-      </w:pPr>
+      <w:bookmarkStart w:id="41" w:name="_Toc232165762"/>
+      <w:r>
+        <w:t xml:space="preserve">Table </w:t>
+      </w:r>
+      <w:fldSimple w:instr=" SEQ Table \* ARABIC ">
+        <w:r>
+          <w:rPr>
+            <w:noProof/>
+          </w:rPr>
+          <w:t>12</w:t>
+        </w:r>
+      </w:fldSimple>
       <w:r>
         <w:rPr>
-          <w:b/>
-          <w:bCs/>
-          <w:color w:val="1F3864"/>
-          <w:sz w:val="18"/>
-          <w:szCs w:val="18"/>
+          <w:lang w:val="en-GB"/>
         </w:rPr>
-        <w:t>Table 11: Dependent Documents</w:t>
+        <w:t>:</w:t>
       </w:r>
+      <w:r>
+        <w:rPr>
+          <w:lang w:val="en-GB"/>
+        </w:rPr>
+        <w:t>Dependent Documents</w:t>
+      </w:r>
+      <w:bookmarkEnd w:id="41"/>
     </w:p>
     <w:tbl>
       <w:tblPr>
@@ -17171,11 +18870,11 @@
       <w:pPr>
         <w:pStyle w:val="Heading1"/>
       </w:pPr>
-      <w:bookmarkStart w:id="29" w:name="_Toc231982896"/>
+      <w:bookmarkStart w:id="42" w:name="_Toc232165972"/>
       <w:r>
         <w:t>14  Literature</w:t>
       </w:r>
-      <w:bookmarkEnd w:id="29"/>
+      <w:bookmarkEnd w:id="42"/>
     </w:p>
     <w:p>
       <w:pPr>
@@ -17253,26 +18952,42 @@
       <w:pPr>
         <w:pStyle w:val="Heading1"/>
       </w:pPr>
-      <w:bookmarkStart w:id="30" w:name="_Toc231982897"/>
+      <w:bookmarkStart w:id="43" w:name="_Toc232165973"/>
       <w:r>
         <w:t>15  Version History</w:t>
       </w:r>
-      <w:bookmarkEnd w:id="30"/>
+      <w:bookmarkEnd w:id="43"/>
     </w:p>
     <w:p>
       <w:pPr>
-        <w:spacing w:before="160" w:after="80"/>
+        <w:pStyle w:val="Caption"/>
+        <w:keepNext/>
       </w:pPr>
+      <w:bookmarkStart w:id="44" w:name="_Toc232165763"/>
+      <w:r>
+        <w:t xml:space="preserve">Table </w:t>
+      </w:r>
+      <w:fldSimple w:instr=" SEQ Table \* ARABIC ">
+        <w:r>
+          <w:rPr>
+            <w:noProof/>
+          </w:rPr>
+          <w:t>13</w:t>
+        </w:r>
+      </w:fldSimple>
       <w:r>
         <w:rPr>
-          <w:b/>
-          <w:bCs/>
-          <w:color w:val="1F3864"/>
-          <w:sz w:val="18"/>
-          <w:szCs w:val="18"/>
+          <w:lang w:val="en-GB"/>
         </w:rPr>
-        <w:t>Table 12: Version History</w:t>
+        <w:t>:</w:t>
       </w:r>
+      <w:r>
+        <w:rPr>
+          <w:lang w:val="en-GB"/>
+        </w:rPr>
+        <w:t>Version History</w:t>
+      </w:r>
+      <w:bookmarkEnd w:id="44"/>
     </w:p>
     <w:tbl>
       <w:tblPr>
@@ -17502,8 +19217,8 @@
     </w:tbl>
     <w:p/>
     <w:sectPr>
-      <w:headerReference w:type="default" r:id="rId7"/>
-      <w:footerReference w:type="default" r:id="rId8"/>
+      <w:headerReference w:type="default" r:id="rId8"/>
+      <w:footerReference w:type="default" r:id="rId9"/>
       <w:pgSz w:w="12240" w:h="15840"/>
       <w:pgMar w:top="1080" w:right="1080" w:bottom="1080" w:left="1080" w:header="708" w:footer="708" w:gutter="0"/>
       <w:cols w:space="720"/>
@@ -19330,4 +21045,16 @@
     </a:ext>
   </a:extLst>
 </a:theme>
+</file>
+
+<file path=customXml/item1.xml><?xml version="1.0" encoding="utf-8"?>
+<b:Sources xmlns:b="http://schemas.openxmlformats.org/officeDocument/2006/bibliography" xmlns="http://schemas.openxmlformats.org/officeDocument/2006/bibliography" SelectedStyle="\APASixthEditionOfficeOnline.xsl" StyleName="APA" Version="6"/>
+</file>
+
+<file path=customXml/itemProps1.xml><?xml version="1.0" encoding="utf-8"?>
+<ds:datastoreItem xmlns:ds="http://schemas.openxmlformats.org/officeDocument/2006/customXml" ds:itemID="{AEA3C597-1B74-43F3-8FE6-A05A3196D181}">
+  <ds:schemaRefs>
+    <ds:schemaRef ds:uri="http://schemas.openxmlformats.org/officeDocument/2006/bibliography"/>
+  </ds:schemaRefs>
+</ds:datastoreItem>
 </file>
--- a/6. Documentation With Templates/LCP03/LCP03-AIRBAG-ECU-001_HARA_v110.docx
+++ b/6. Documentation With Templates/LCP03/LCP03-AIRBAG-ECU-001_HARA_v110.docx
@@ -4,7 +4,7 @@
   <w:body>
     <w:tbl>
       <w:tblPr>
-        <w:tblW w:w="10304" w:type="dxa"/>
+        <w:tblW w:w="10101" w:type="dxa"/>
         <w:tblBorders>
           <w:top w:val="single" w:sz="4" w:space="0" w:color="auto"/>
           <w:left w:val="single" w:sz="4" w:space="0" w:color="auto"/>
@@ -20,15 +20,15 @@
         <w:tblLook w:val="04A0" w:firstRow="1" w:lastRow="0" w:firstColumn="1" w:lastColumn="0" w:noHBand="0" w:noVBand="1"/>
       </w:tblPr>
       <w:tblGrid>
-        <w:gridCol w:w="10304"/>
+        <w:gridCol w:w="10101"/>
       </w:tblGrid>
       <w:tr>
         <w:trPr>
-          <w:trHeight w:val="1833"/>
+          <w:trHeight w:val="2371"/>
         </w:trPr>
         <w:tc>
           <w:tcPr>
-            <w:tcW w:w="10304" w:type="dxa"/>
+            <w:tcW w:w="10101" w:type="dxa"/>
             <w:tcBorders>
               <w:top w:val="single" w:sz="4" w:space="0" w:color="1F3864"/>
               <w:left w:val="single" w:sz="4" w:space="0" w:color="1F3864"/>
@@ -44,6 +44,9 @@
             </w:tcMar>
           </w:tcPr>
           <w:p>
+            <w:pPr>
+              <w:jc w:val="center"/>
+            </w:pPr>
             <w:r>
               <w:rPr>
                 <w:color w:val="FFFFFF"/>
@@ -52,26 +55,6 @@
               </w:rPr>
               <w:t>Airbag ECU Portfolio</w:t>
             </w:r>
-            <w:r>
-              <w:rPr>
-                <w:sz w:val="24"/>
-                <w:szCs w:val="24"/>
-              </w:rPr>
-              <w:tab/>
-            </w:r>
-            <w:r>
-              <w:rPr>
-                <w:color w:val="FFFFFF"/>
-                <w:sz w:val="24"/>
-                <w:szCs w:val="24"/>
-              </w:rPr>
-              <w:t>HS Harz — Functional Safety</w:t>
-            </w:r>
-          </w:p>
-          <w:p>
-            <w:pPr>
-              <w:spacing w:before="60" w:after="60"/>
-            </w:pPr>
           </w:p>
           <w:p>
             <w:pPr>
@@ -79,6 +62,18 @@
             </w:pPr>
             <w:r>
               <w:rPr>
+                <w:color w:val="BDD7EE"/>
+              </w:rPr>
+              <w:t>HS Harz — Functional Safety</w:t>
+            </w:r>
+          </w:p>
+          <w:p/>
+          <w:p>
+            <w:pPr>
+              <w:jc w:val="center"/>
+            </w:pPr>
+            <w:r>
+              <w:rPr>
                 <w:b/>
                 <w:bCs/>
                 <w:color w:val="FFFFFF"/>
@@ -88,11 +83,7 @@
               <w:t>AIRBAG ELECTRONIC CONTROL UNIT</w:t>
             </w:r>
           </w:p>
-          <w:p>
-            <w:pPr>
-              <w:spacing w:before="60" w:after="60"/>
-            </w:pPr>
-          </w:p>
+          <w:p/>
           <w:p>
             <w:pPr>
               <w:jc w:val="center"/>
@@ -110,18 +101,18 @@
       </w:tr>
       <w:tr>
         <w:trPr>
-          <w:trHeight w:val="745"/>
+          <w:trHeight w:val="741"/>
         </w:trPr>
         <w:tc>
           <w:tcPr>
-            <w:tcW w:w="10304" w:type="dxa"/>
+            <w:tcW w:w="10101" w:type="dxa"/>
             <w:tcBorders>
               <w:top w:val="single" w:sz="4" w:space="0" w:color="2E75B6"/>
               <w:left w:val="single" w:sz="4" w:space="0" w:color="2E75B6"/>
               <w:bottom w:val="single" w:sz="4" w:space="0" w:color="2E75B6"/>
               <w:right w:val="single" w:sz="4" w:space="0" w:color="2E75B6"/>
             </w:tcBorders>
-            <w:shd w:val="clear" w:color="auto" w:fill="1F3864"/>
+            <w:shd w:val="clear" w:color="auto" w:fill="2E75B6"/>
             <w:tcMar>
               <w:top w:w="200" w:type="dxa"/>
               <w:left w:w="400" w:type="dxa"/>
@@ -132,8 +123,6 @@
           <w:p>
             <w:pPr>
               <w:jc w:val="center"/>
-            </w:pPr>
-            <w:r>
               <w:rPr>
                 <w:b/>
                 <w:bCs/>
@@ -141,8 +130,7 @@
                 <w:sz w:val="32"/>
                 <w:szCs w:val="32"/>
               </w:rPr>
-              <w:t xml:space="preserve">LIFE CYCLE PHASE </w:t>
-            </w:r>
+            </w:pPr>
             <w:r>
               <w:rPr>
                 <w:b/>
@@ -151,7 +139,7 @@
                 <w:sz w:val="32"/>
                 <w:szCs w:val="32"/>
               </w:rPr>
-              <w:t>3</w:t>
+              <w:t xml:space="preserve">LIFE CYCLE PHASE </w:t>
             </w:r>
             <w:r>
               <w:rPr>
@@ -161,7 +149,32 @@
                 <w:sz w:val="32"/>
                 <w:szCs w:val="32"/>
               </w:rPr>
-              <w:t xml:space="preserve"> — HAZARD AND RISK ANALYSIS (HARA)</w:t>
+              <w:t>3</w:t>
+            </w:r>
+            <w:r>
+              <w:rPr>
+                <w:b/>
+                <w:bCs/>
+                <w:color w:val="FFFFFF"/>
+                <w:sz w:val="32"/>
+                <w:szCs w:val="32"/>
+              </w:rPr>
+              <w:t xml:space="preserve"> </w:t>
+            </w:r>
+          </w:p>
+          <w:p>
+            <w:pPr>
+              <w:jc w:val="center"/>
+            </w:pPr>
+            <w:r>
+              <w:rPr>
+                <w:b/>
+                <w:bCs/>
+                <w:color w:val="FFFFFF"/>
+                <w:sz w:val="32"/>
+                <w:szCs w:val="32"/>
+              </w:rPr>
+              <w:t>HAZARD AND RISK ANALYSIS (HARA)</w:t>
             </w:r>
           </w:p>
         </w:tc>
@@ -552,23 +565,21 @@
                 <w:sz w:val="18"/>
                 <w:szCs w:val="18"/>
               </w:rPr>
-              <w:t xml:space="preserve"> HS Harz </w:t>
-            </w:r>
-            <w:proofErr w:type="spellStart"/>
+              <w:t xml:space="preserve"> </w:t>
+            </w:r>
             <w:r>
               <w:rPr>
                 <w:sz w:val="18"/>
                 <w:szCs w:val="18"/>
               </w:rPr>
-              <w:t>FuSa</w:t>
-            </w:r>
-            <w:proofErr w:type="spellEnd"/>
+              <w:t>-</w:t>
+            </w:r>
             <w:r>
               <w:rPr>
                 <w:sz w:val="18"/>
                 <w:szCs w:val="18"/>
               </w:rPr>
-              <w:t xml:space="preserve"> — Systems Safety Engineering Team</w:t>
+              <w:t xml:space="preserve"> Systems Safety Engineering Team</w:t>
             </w:r>
           </w:p>
         </w:tc>
@@ -740,6 +751,7 @@
         <w:br w:type="page"/>
       </w:r>
     </w:p>
+    <w:p/>
     <w:p>
       <w:pPr>
         <w:pBdr>
@@ -755,7 +767,6 @@
           <w:sz w:val="32"/>
           <w:szCs w:val="32"/>
         </w:rPr>
-        <w:lastRenderedPageBreak/>
         <w:t>Table of Contents</w:t>
       </w:r>
     </w:p>
@@ -3001,6 +3012,7 @@
         </w:p>
         <w:p>
           <w:r>
+            <w:lastRenderedPageBreak/>
             <w:fldChar w:fldCharType="end"/>
           </w:r>
         </w:p>
